--- a/CourseProjectReport_SWD392_Group7 .docx
+++ b/CourseProjectReport_SWD392_Group7 .docx
@@ -3242,15 +3242,7 @@
         <w:t xml:space="preserve"> </w:t>
       </w:r>
       <w:r>
-        <w:t xml:space="preserve">Real-Time Messaging </w:t>
-      </w:r>
-      <w:proofErr w:type="gramStart"/>
-      <w:r>
-        <w:t>And</w:t>
-      </w:r>
-      <w:proofErr w:type="gramEnd"/>
-      <w:r>
-        <w:t xml:space="preserve"> Calling System</w:t>
+        <w:t>Real-Time Messaging And Calling System</w:t>
       </w:r>
       <w:r>
         <w:rPr>
@@ -5060,6 +5052,9 @@
     <w:p/>
     <w:p>
       <w:r>
+        <w:rPr>
+          <w:noProof/>
+        </w:rPr>
         <w:lastRenderedPageBreak/>
         <w:drawing>
           <wp:inline distT="0" distB="0" distL="0" distR="0" wp14:anchorId="3AA1ADD8" wp14:editId="3647487C">
@@ -5103,6 +5098,9 @@
     <w:p/>
     <w:p>
       <w:r>
+        <w:rPr>
+          <w:noProof/>
+        </w:rPr>
         <w:lastRenderedPageBreak/>
         <w:drawing>
           <wp:inline distT="0" distB="0" distL="0" distR="0" wp14:anchorId="2D5FABDB" wp14:editId="4A50AA2E">
@@ -5146,6 +5144,9 @@
     <w:p/>
     <w:p>
       <w:r>
+        <w:rPr>
+          <w:noProof/>
+        </w:rPr>
         <w:lastRenderedPageBreak/>
         <w:drawing>
           <wp:inline distT="0" distB="0" distL="0" distR="0" wp14:anchorId="583E9619" wp14:editId="064A4E95">
@@ -5187,6 +5188,9 @@
     <w:p/>
     <w:p>
       <w:r>
+        <w:rPr>
+          <w:noProof/>
+        </w:rPr>
         <w:lastRenderedPageBreak/>
         <w:drawing>
           <wp:inline distT="0" distB="0" distL="0" distR="0" wp14:anchorId="37BCE91F" wp14:editId="24CC97A1">
@@ -5229,6 +5233,9 @@
     <w:p/>
     <w:p>
       <w:r>
+        <w:rPr>
+          <w:noProof/>
+        </w:rPr>
         <w:lastRenderedPageBreak/>
         <w:drawing>
           <wp:inline distT="0" distB="0" distL="0" distR="0" wp14:anchorId="222E2319" wp14:editId="46F264A1">
@@ -23442,23 +23449,7 @@
           <w:i/>
           <w:color w:val="0000FF"/>
         </w:rPr>
-        <w:t xml:space="preserve"> the use </w:t>
-      </w:r>
-      <w:proofErr w:type="gramStart"/>
-      <w:r>
-        <w:rPr>
-          <w:i/>
-          <w:color w:val="0000FF"/>
-        </w:rPr>
-        <w:t>cases,</w:t>
-      </w:r>
-      <w:proofErr w:type="gramEnd"/>
-      <w:r>
-        <w:rPr>
-          <w:i/>
-          <w:color w:val="0000FF"/>
-        </w:rPr>
-        <w:t xml:space="preserve"> you can follow the table form as below</w:t>
+        <w:t xml:space="preserve"> the use cases, you can follow the table form as below</w:t>
       </w:r>
       <w:r>
         <w:rPr>
@@ -23646,10 +23637,10 @@
             <v:path o:extrusionok="f" gradientshapeok="t" o:connecttype="rect"/>
             <o:lock v:ext="edit" aspectratio="t"/>
           </v:shapetype>
-          <v:shape id="_x0000_i1025" type="#_x0000_t75" alt="" style="width:452.05pt;height:235.4pt;mso-width-percent:0;mso-height-percent:0;mso-width-percent:0;mso-height-percent:0" o:ole="">
+          <v:shape id="_x0000_i1025" type="#_x0000_t75" alt="" style="width:452.15pt;height:235.6pt;mso-width-percent:0;mso-height-percent:0;mso-width-percent:0;mso-height-percent:0" o:ole="">
             <v:imagedata r:id="rId13" o:title=""/>
           </v:shape>
-          <o:OLEObject Type="Embed" ProgID="Visio.Drawing.15" ShapeID="_x0000_i1025" DrawAspect="Content" ObjectID="_1841377196" r:id="rId14"/>
+          <o:OLEObject Type="Embed" ProgID="Visio.Drawing.15" ShapeID="_x0000_i1025" DrawAspect="Content" ObjectID="_1841837021" r:id="rId14"/>
         </w:object>
       </w:r>
     </w:p>
@@ -24260,7 +24251,6 @@
           <w:b w:val="0"/>
         </w:rPr>
       </w:pPr>
-      <w:proofErr w:type="gramStart"/>
       <w:r>
         <w:rPr>
           <w:rStyle w:val="fontstyle11"/>
@@ -24294,15 +24284,7 @@
           <w:rStyle w:val="fontstyle11"/>
           <w:b w:val="0"/>
         </w:rPr>
-        <w:t>.</w:t>
-      </w:r>
-      <w:proofErr w:type="gramEnd"/>
-      <w:r>
-        <w:rPr>
-          <w:rStyle w:val="fontstyle11"/>
-          <w:b w:val="0"/>
-        </w:rPr>
-        <w:t xml:space="preserve"> </w:t>
+        <w:t xml:space="preserve">. </w:t>
       </w:r>
       <w:r>
         <w:rPr>
@@ -25137,7 +25119,6 @@
         <w:pStyle w:val="Heading2"/>
         <w:rPr>
           <w:rStyle w:val="fontstyle11"/>
-          <w:rFonts w:hint="eastAsia"/>
           <w:b w:val="0"/>
         </w:rPr>
       </w:pPr>
@@ -25174,30 +25155,32 @@
     </w:p>
     <w:p>
       <w:pPr>
-        <w:jc w:val="both"/>
+        <w:pStyle w:val="Tam"/>
+        <w:numPr>
+          <w:ilvl w:val="0"/>
+          <w:numId w:val="0"/>
+        </w:numPr>
+        <w:ind w:left="1080"/>
+        <w:rPr>
+          <w:rFonts w:hint="eastAsia"/>
+        </w:rPr>
+      </w:pPr>
+    </w:p>
+    <w:p>
+      <w:pPr>
         <w:rPr>
           <w:i/>
           <w:color w:val="0000FF"/>
         </w:rPr>
       </w:pPr>
-      <w:r>
-        <w:rPr>
-          <w:i/>
-          <w:color w:val="0000FF"/>
-        </w:rPr>
-        <w:t>[This part presents the class diagram for the relevant feature]</w:t>
-      </w:r>
     </w:p>
     <w:p>
       <w:r>
-        <w:rPr>
-          <w:noProof/>
-        </w:rPr>
         <w:drawing>
-          <wp:inline distT="0" distB="0" distL="0" distR="0" wp14:anchorId="311F79FD" wp14:editId="1F97B814">
-            <wp:extent cx="5326380" cy="2567588"/>
-            <wp:effectExtent l="0" t="0" r="7620" b="4445"/>
-            <wp:docPr id="4" name="Picture 4"/>
+          <wp:inline distT="0" distB="0" distL="0" distR="0" wp14:anchorId="1C59C0E0" wp14:editId="7C3196F4">
+            <wp:extent cx="5746750" cy="4447540"/>
+            <wp:effectExtent l="0" t="0" r="6350" b="0"/>
+            <wp:docPr id="16" name="Picture 16"/>
             <wp:cNvGraphicFramePr>
               <a:graphicFrameLocks xmlns:a="http://schemas.openxmlformats.org/drawingml/2006/main" noChangeAspect="1"/>
             </wp:cNvGraphicFramePr>
@@ -25217,7 +25200,7 @@
                   <pic:spPr>
                     <a:xfrm>
                       <a:off x="0" y="0"/>
-                      <a:ext cx="5332836" cy="2570700"/>
+                      <a:ext cx="5746750" cy="4447540"/>
                     </a:xfrm>
                     <a:prstGeom prst="rect">
                       <a:avLst/>
@@ -25234,95 +25217,13 @@
     <w:p/>
     <w:p/>
     <w:p>
-      <w:pPr>
-        <w:jc w:val="both"/>
-        <w:rPr>
-          <w:i/>
-          <w:color w:val="0000FF"/>
-        </w:rPr>
-      </w:pPr>
-      <w:r>
-        <w:rPr>
-          <w:rStyle w:val="fontstyle11"/>
-          <w:b/>
-        </w:rPr>
-        <w:t>I</w:t>
-      </w:r>
-      <w:r>
-        <w:rPr>
-          <w:rStyle w:val="fontstyle11"/>
-          <w:b/>
-        </w:rPr>
-        <w:t>II.1.</w:t>
-      </w:r>
-      <w:proofErr w:type="gramStart"/>
-      <w:r>
-        <w:rPr>
-          <w:rStyle w:val="fontstyle11"/>
-          <w:b/>
-        </w:rPr>
-        <w:t>1.</w:t>
-      </w:r>
-      <w:r>
-        <w:rPr>
-          <w:rStyle w:val="fontstyle11"/>
-          <w:b/>
-        </w:rPr>
-        <w:t>Sequence</w:t>
-      </w:r>
-      <w:proofErr w:type="gramEnd"/>
-      <w:r>
-        <w:rPr>
-          <w:rStyle w:val="fontstyle11"/>
-          <w:b/>
-        </w:rPr>
-        <w:t xml:space="preserve"> Diagram</w:t>
-      </w:r>
-    </w:p>
-    <w:p>
-      <w:pPr>
-        <w:jc w:val="both"/>
-        <w:rPr>
-          <w:i/>
-          <w:color w:val="0000FF"/>
-        </w:rPr>
-      </w:pPr>
-    </w:p>
-    <w:p>
-      <w:pPr>
-        <w:jc w:val="both"/>
-        <w:rPr>
-          <w:i/>
-          <w:color w:val="0000FF"/>
-        </w:rPr>
-      </w:pPr>
-      <w:r>
-        <w:rPr>
-          <w:i/>
-          <w:color w:val="0000FF"/>
-        </w:rPr>
-        <w:t>[Provide the sequence diagram(s) for the feature, see the sample below]</w:t>
-      </w:r>
-    </w:p>
-    <w:p>
-      <w:pPr>
-        <w:jc w:val="both"/>
-        <w:rPr>
-          <w:i/>
-          <w:color w:val="0000FF"/>
-        </w:rPr>
-      </w:pPr>
-      <w:r>
-        <w:rPr>
-          <w:i/>
-          <w:noProof/>
-          <w:color w:val="0000FF"/>
-        </w:rPr>
+      <w:r>
+        <w:lastRenderedPageBreak/>
         <w:drawing>
-          <wp:inline distT="0" distB="0" distL="0" distR="0" wp14:anchorId="1A86FA1E" wp14:editId="47361528">
-            <wp:extent cx="4457929" cy="2635385"/>
-            <wp:effectExtent l="0" t="0" r="0" b="0"/>
-            <wp:docPr id="8" name="Picture 8"/>
+          <wp:inline distT="0" distB="0" distL="0" distR="0" wp14:anchorId="0115C288" wp14:editId="2484954F">
+            <wp:extent cx="5746750" cy="3835400"/>
+            <wp:effectExtent l="0" t="0" r="6350" b="0"/>
+            <wp:docPr id="17" name="Picture 17"/>
             <wp:cNvGraphicFramePr>
               <a:graphicFrameLocks xmlns:a="http://schemas.openxmlformats.org/drawingml/2006/main" noChangeAspect="1"/>
             </wp:cNvGraphicFramePr>
@@ -25342,7 +25243,7 @@
                   <pic:spPr>
                     <a:xfrm>
                       <a:off x="0" y="0"/>
-                      <a:ext cx="4457929" cy="2635385"/>
+                      <a:ext cx="5746750" cy="3835400"/>
                     </a:xfrm>
                     <a:prstGeom prst="rect">
                       <a:avLst/>
@@ -25355,85 +25256,18 @@
         </w:drawing>
       </w:r>
     </w:p>
+    <w:p/>
+    <w:p/>
+    <w:p/>
+    <w:p/>
     <w:p>
-      <w:pPr>
-        <w:jc w:val="both"/>
-        <w:rPr>
-          <w:i/>
-          <w:color w:val="0000FF"/>
-        </w:rPr>
-      </w:pPr>
-    </w:p>
-    <w:p>
-      <w:pPr>
-        <w:jc w:val="both"/>
-        <w:rPr>
-          <w:rStyle w:val="fontstyle11"/>
-          <w:b/>
-        </w:rPr>
-      </w:pPr>
-      <w:r>
-        <w:rPr>
-          <w:rStyle w:val="fontstyle11"/>
-          <w:b/>
-        </w:rPr>
-        <w:t>I</w:t>
-      </w:r>
-      <w:r>
-        <w:rPr>
-          <w:rStyle w:val="fontstyle11"/>
-          <w:b/>
-        </w:rPr>
-        <w:t>II.1.2.</w:t>
-      </w:r>
-      <w:r>
-        <w:rPr>
-          <w:b/>
-          <w:bCs/>
-          <w:i/>
-          <w:color w:val="0000FF"/>
-        </w:rPr>
-        <w:t xml:space="preserve"> </w:t>
-      </w:r>
-      <w:r>
-        <w:rPr>
-          <w:rStyle w:val="fontstyle11"/>
-          <w:b/>
-        </w:rPr>
-        <w:t>Communication Diagram</w:t>
-      </w:r>
-    </w:p>
-    <w:p>
-      <w:r>
-        <w:t xml:space="preserve">[Provide the </w:t>
-      </w:r>
-      <w:r>
-        <w:t>Communication</w:t>
-      </w:r>
-      <w:r>
-        <w:t xml:space="preserve"> diagram(s) for the feature, see the sample below]</w:t>
-      </w:r>
-    </w:p>
-    <w:p>
-      <w:pPr>
-        <w:jc w:val="both"/>
-        <w:rPr>
-          <w:rStyle w:val="fontstyle11"/>
-          <w:b/>
-        </w:rPr>
-      </w:pPr>
-    </w:p>
-    <w:p>
-      <w:r>
-        <w:rPr>
-          <w:noProof/>
-        </w:rPr>
+      <w:r>
         <w:lastRenderedPageBreak/>
         <w:drawing>
-          <wp:inline distT="0" distB="0" distL="0" distR="0" wp14:anchorId="00D68B95" wp14:editId="41B583C2">
-            <wp:extent cx="4578585" cy="2711589"/>
-            <wp:effectExtent l="0" t="0" r="0" b="0"/>
-            <wp:docPr id="7" name="Picture 7"/>
+          <wp:inline distT="0" distB="0" distL="0" distR="0" wp14:anchorId="58A24E89" wp14:editId="54277C3A">
+            <wp:extent cx="5746750" cy="5357495"/>
+            <wp:effectExtent l="0" t="0" r="6350" b="0"/>
+            <wp:docPr id="18" name="Picture 18"/>
             <wp:cNvGraphicFramePr>
               <a:graphicFrameLocks xmlns:a="http://schemas.openxmlformats.org/drawingml/2006/main" noChangeAspect="1"/>
             </wp:cNvGraphicFramePr>
@@ -25453,6 +25287,316 @@
                   <pic:spPr>
                     <a:xfrm>
                       <a:off x="0" y="0"/>
+                      <a:ext cx="5746750" cy="5357495"/>
+                    </a:xfrm>
+                    <a:prstGeom prst="rect">
+                      <a:avLst/>
+                    </a:prstGeom>
+                  </pic:spPr>
+                </pic:pic>
+              </a:graphicData>
+            </a:graphic>
+          </wp:inline>
+        </w:drawing>
+      </w:r>
+    </w:p>
+    <w:p/>
+    <w:p/>
+    <w:p/>
+    <w:p/>
+    <w:p>
+      <w:r>
+        <w:lastRenderedPageBreak/>
+        <w:drawing>
+          <wp:inline distT="0" distB="0" distL="0" distR="0" wp14:anchorId="749E8640" wp14:editId="0BDF158D">
+            <wp:extent cx="5746750" cy="5177155"/>
+            <wp:effectExtent l="0" t="0" r="6350" b="4445"/>
+            <wp:docPr id="19" name="Picture 19"/>
+            <wp:cNvGraphicFramePr>
+              <a:graphicFrameLocks xmlns:a="http://schemas.openxmlformats.org/drawingml/2006/main" noChangeAspect="1"/>
+            </wp:cNvGraphicFramePr>
+            <a:graphic xmlns:a="http://schemas.openxmlformats.org/drawingml/2006/main">
+              <a:graphicData uri="http://schemas.openxmlformats.org/drawingml/2006/picture">
+                <pic:pic xmlns:pic="http://schemas.openxmlformats.org/drawingml/2006/picture">
+                  <pic:nvPicPr>
+                    <pic:cNvPr id="1" name=""/>
+                    <pic:cNvPicPr/>
+                  </pic:nvPicPr>
+                  <pic:blipFill>
+                    <a:blip r:embed="rId23"/>
+                    <a:stretch>
+                      <a:fillRect/>
+                    </a:stretch>
+                  </pic:blipFill>
+                  <pic:spPr>
+                    <a:xfrm>
+                      <a:off x="0" y="0"/>
+                      <a:ext cx="5746750" cy="5177155"/>
+                    </a:xfrm>
+                    <a:prstGeom prst="rect">
+                      <a:avLst/>
+                    </a:prstGeom>
+                  </pic:spPr>
+                </pic:pic>
+              </a:graphicData>
+            </a:graphic>
+          </wp:inline>
+        </w:drawing>
+      </w:r>
+    </w:p>
+    <w:p/>
+    <w:p/>
+    <w:p/>
+    <w:p/>
+    <w:p/>
+    <w:p>
+      <w:r>
+        <w:lastRenderedPageBreak/>
+        <w:drawing>
+          <wp:inline distT="0" distB="0" distL="0" distR="0" wp14:anchorId="7C6551E1" wp14:editId="78AE185F">
+            <wp:extent cx="5746750" cy="3966210"/>
+            <wp:effectExtent l="0" t="0" r="6350" b="0"/>
+            <wp:docPr id="20" name="Picture 20"/>
+            <wp:cNvGraphicFramePr>
+              <a:graphicFrameLocks xmlns:a="http://schemas.openxmlformats.org/drawingml/2006/main" noChangeAspect="1"/>
+            </wp:cNvGraphicFramePr>
+            <a:graphic xmlns:a="http://schemas.openxmlformats.org/drawingml/2006/main">
+              <a:graphicData uri="http://schemas.openxmlformats.org/drawingml/2006/picture">
+                <pic:pic xmlns:pic="http://schemas.openxmlformats.org/drawingml/2006/picture">
+                  <pic:nvPicPr>
+                    <pic:cNvPr id="1" name=""/>
+                    <pic:cNvPicPr/>
+                  </pic:nvPicPr>
+                  <pic:blipFill>
+                    <a:blip r:embed="rId24"/>
+                    <a:stretch>
+                      <a:fillRect/>
+                    </a:stretch>
+                  </pic:blipFill>
+                  <pic:spPr>
+                    <a:xfrm>
+                      <a:off x="0" y="0"/>
+                      <a:ext cx="5746750" cy="3966210"/>
+                    </a:xfrm>
+                    <a:prstGeom prst="rect">
+                      <a:avLst/>
+                    </a:prstGeom>
+                  </pic:spPr>
+                </pic:pic>
+              </a:graphicData>
+            </a:graphic>
+          </wp:inline>
+        </w:drawing>
+      </w:r>
+    </w:p>
+    <w:p/>
+    <w:p/>
+    <w:p/>
+    <w:p/>
+    <w:p>
+      <w:pPr>
+        <w:jc w:val="both"/>
+        <w:rPr>
+          <w:i/>
+          <w:color w:val="0000FF"/>
+        </w:rPr>
+      </w:pPr>
+      <w:r>
+        <w:rPr>
+          <w:rStyle w:val="fontstyle11"/>
+          <w:b/>
+        </w:rPr>
+        <w:t>I</w:t>
+      </w:r>
+      <w:r>
+        <w:rPr>
+          <w:rStyle w:val="fontstyle11"/>
+          <w:b/>
+        </w:rPr>
+        <w:t>II.1.1.</w:t>
+      </w:r>
+      <w:r>
+        <w:rPr>
+          <w:rStyle w:val="fontstyle11"/>
+          <w:b/>
+        </w:rPr>
+        <w:t>Sequence Diagram</w:t>
+      </w:r>
+    </w:p>
+    <w:p>
+      <w:pPr>
+        <w:jc w:val="both"/>
+        <w:rPr>
+          <w:i/>
+          <w:color w:val="0000FF"/>
+        </w:rPr>
+      </w:pPr>
+    </w:p>
+    <w:p>
+      <w:pPr>
+        <w:jc w:val="both"/>
+        <w:rPr>
+          <w:i/>
+          <w:color w:val="0000FF"/>
+        </w:rPr>
+      </w:pPr>
+      <w:r>
+        <w:rPr>
+          <w:i/>
+          <w:color w:val="0000FF"/>
+        </w:rPr>
+        <w:t>[Provide the sequence diagram(s) for the feature, see the sample below]</w:t>
+      </w:r>
+    </w:p>
+    <w:p>
+      <w:pPr>
+        <w:jc w:val="both"/>
+        <w:rPr>
+          <w:i/>
+          <w:color w:val="0000FF"/>
+        </w:rPr>
+      </w:pPr>
+      <w:r>
+        <w:rPr>
+          <w:i/>
+          <w:noProof/>
+          <w:color w:val="0000FF"/>
+        </w:rPr>
+        <w:drawing>
+          <wp:inline distT="0" distB="0" distL="0" distR="0" wp14:anchorId="1A86FA1E" wp14:editId="47361528">
+            <wp:extent cx="4457929" cy="2635385"/>
+            <wp:effectExtent l="0" t="0" r="0" b="0"/>
+            <wp:docPr id="8" name="Picture 8"/>
+            <wp:cNvGraphicFramePr>
+              <a:graphicFrameLocks xmlns:a="http://schemas.openxmlformats.org/drawingml/2006/main" noChangeAspect="1"/>
+            </wp:cNvGraphicFramePr>
+            <a:graphic xmlns:a="http://schemas.openxmlformats.org/drawingml/2006/main">
+              <a:graphicData uri="http://schemas.openxmlformats.org/drawingml/2006/picture">
+                <pic:pic xmlns:pic="http://schemas.openxmlformats.org/drawingml/2006/picture">
+                  <pic:nvPicPr>
+                    <pic:cNvPr id="1" name=""/>
+                    <pic:cNvPicPr/>
+                  </pic:nvPicPr>
+                  <pic:blipFill>
+                    <a:blip r:embed="rId25"/>
+                    <a:stretch>
+                      <a:fillRect/>
+                    </a:stretch>
+                  </pic:blipFill>
+                  <pic:spPr>
+                    <a:xfrm>
+                      <a:off x="0" y="0"/>
+                      <a:ext cx="4457929" cy="2635385"/>
+                    </a:xfrm>
+                    <a:prstGeom prst="rect">
+                      <a:avLst/>
+                    </a:prstGeom>
+                  </pic:spPr>
+                </pic:pic>
+              </a:graphicData>
+            </a:graphic>
+          </wp:inline>
+        </w:drawing>
+      </w:r>
+    </w:p>
+    <w:p>
+      <w:pPr>
+        <w:jc w:val="both"/>
+        <w:rPr>
+          <w:i/>
+          <w:color w:val="0000FF"/>
+        </w:rPr>
+      </w:pPr>
+    </w:p>
+    <w:p>
+      <w:pPr>
+        <w:jc w:val="both"/>
+        <w:rPr>
+          <w:rStyle w:val="fontstyle11"/>
+          <w:b/>
+        </w:rPr>
+      </w:pPr>
+      <w:r>
+        <w:rPr>
+          <w:rStyle w:val="fontstyle11"/>
+          <w:b/>
+        </w:rPr>
+        <w:t>I</w:t>
+      </w:r>
+      <w:r>
+        <w:rPr>
+          <w:rStyle w:val="fontstyle11"/>
+          <w:b/>
+        </w:rPr>
+        <w:t>II.1.2.</w:t>
+      </w:r>
+      <w:r>
+        <w:rPr>
+          <w:b/>
+          <w:bCs/>
+          <w:i/>
+          <w:color w:val="0000FF"/>
+        </w:rPr>
+        <w:t xml:space="preserve"> </w:t>
+      </w:r>
+      <w:r>
+        <w:rPr>
+          <w:rStyle w:val="fontstyle11"/>
+          <w:b/>
+        </w:rPr>
+        <w:t>Communication Diagram</w:t>
+      </w:r>
+    </w:p>
+    <w:p>
+      <w:r>
+        <w:t xml:space="preserve">[Provide the </w:t>
+      </w:r>
+      <w:r>
+        <w:t>Communication</w:t>
+      </w:r>
+      <w:r>
+        <w:t xml:space="preserve"> diagram(s) for the feature, see the sample below]</w:t>
+      </w:r>
+    </w:p>
+    <w:p>
+      <w:pPr>
+        <w:jc w:val="both"/>
+        <w:rPr>
+          <w:rStyle w:val="fontstyle11"/>
+          <w:b/>
+        </w:rPr>
+      </w:pPr>
+    </w:p>
+    <w:p>
+      <w:r>
+        <w:rPr>
+          <w:noProof/>
+        </w:rPr>
+        <w:lastRenderedPageBreak/>
+        <w:drawing>
+          <wp:inline distT="0" distB="0" distL="0" distR="0" wp14:anchorId="00D68B95" wp14:editId="41B583C2">
+            <wp:extent cx="4578585" cy="2711589"/>
+            <wp:effectExtent l="0" t="0" r="0" b="0"/>
+            <wp:docPr id="7" name="Picture 7"/>
+            <wp:cNvGraphicFramePr>
+              <a:graphicFrameLocks xmlns:a="http://schemas.openxmlformats.org/drawingml/2006/main" noChangeAspect="1"/>
+            </wp:cNvGraphicFramePr>
+            <a:graphic xmlns:a="http://schemas.openxmlformats.org/drawingml/2006/main">
+              <a:graphicData uri="http://schemas.openxmlformats.org/drawingml/2006/picture">
+                <pic:pic xmlns:pic="http://schemas.openxmlformats.org/drawingml/2006/picture">
+                  <pic:nvPicPr>
+                    <pic:cNvPr id="1" name=""/>
+                    <pic:cNvPicPr/>
+                  </pic:nvPicPr>
+                  <pic:blipFill>
+                    <a:blip r:embed="rId26"/>
+                    <a:stretch>
+                      <a:fillRect/>
+                    </a:stretch>
+                  </pic:blipFill>
+                  <pic:spPr>
+                    <a:xfrm>
+                      <a:off x="0" y="0"/>
                       <a:ext cx="4578585" cy="2711589"/>
                     </a:xfrm>
                     <a:prstGeom prst="rect">
@@ -25904,55 +26048,33 @@
         <w:rPr>
           <w:rStyle w:val="fontstyle11"/>
         </w:rPr>
-        <w:t>………</w:t>
-      </w:r>
-      <w:proofErr w:type="gramStart"/>
+        <w:t>………….. (ex:</w:t>
+      </w:r>
+      <w:r>
+        <w:rPr>
+          <w:rStyle w:val="Strong"/>
+        </w:rPr>
+        <w:t xml:space="preserve"> </w:t>
+      </w:r>
+      <w:r>
+        <w:rPr>
+          <w:rStyle w:val="Strong"/>
+        </w:rPr>
+        <w:t>Service-Oriented Architecture (SOA))</w:t>
+      </w:r>
       <w:r>
         <w:rPr>
           <w:rStyle w:val="fontstyle11"/>
         </w:rPr>
-        <w:t>…..</w:t>
-      </w:r>
-      <w:proofErr w:type="gramEnd"/>
+        <w:t xml:space="preserve"> </w:t>
+      </w:r>
       <w:r>
         <w:rPr>
           <w:rStyle w:val="fontstyle11"/>
         </w:rPr>
-        <w:t xml:space="preserve"> (ex:</w:t>
-      </w:r>
-      <w:r>
-        <w:rPr>
-          <w:rStyle w:val="Strong"/>
-        </w:rPr>
-        <w:t xml:space="preserve"> </w:t>
-      </w:r>
-      <w:r>
-        <w:rPr>
-          <w:rStyle w:val="Strong"/>
-        </w:rPr>
-        <w:t>Service-Oriented Architecture (SOA</w:t>
-      </w:r>
-      <w:proofErr w:type="gramStart"/>
-      <w:r>
-        <w:rPr>
-          <w:rStyle w:val="Strong"/>
-        </w:rPr>
-        <w:t>))</w:t>
-      </w:r>
-      <w:r>
-        <w:rPr>
-          <w:rStyle w:val="fontstyle11"/>
-        </w:rPr>
-        <w:t xml:space="preserve"> </w:t>
-      </w:r>
-      <w:r>
-        <w:rPr>
-          <w:rStyle w:val="fontstyle11"/>
-        </w:rPr>
         <w:t xml:space="preserve"> architecture</w:t>
       </w:r>
       <w:bookmarkEnd w:id="30"/>
-      <w:proofErr w:type="gramEnd"/>
     </w:p>
     <w:p>
       <w:pPr>

--- a/CourseProjectReport_SWD392_Group7 .docx
+++ b/CourseProjectReport_SWD392_Group7 .docx
@@ -23637,10 +23637,10 @@
             <v:path o:extrusionok="f" gradientshapeok="t" o:connecttype="rect"/>
             <o:lock v:ext="edit" aspectratio="t"/>
           </v:shapetype>
-          <v:shape id="_x0000_i1025" type="#_x0000_t75" alt="" style="width:452.15pt;height:235.6pt;mso-width-percent:0;mso-height-percent:0;mso-width-percent:0;mso-height-percent:0" o:ole="">
+          <v:shape id="_x0000_i1025" type="#_x0000_t75" alt="" style="width:451.8pt;height:236.2pt;mso-width-percent:0;mso-height-percent:0;mso-width-percent:0;mso-height-percent:0" o:ole="">
             <v:imagedata r:id="rId13" o:title=""/>
           </v:shape>
-          <o:OLEObject Type="Embed" ProgID="Visio.Drawing.15" ShapeID="_x0000_i1025" DrawAspect="Content" ObjectID="_1841837021" r:id="rId14"/>
+          <o:OLEObject Type="Embed" ProgID="Visio.Drawing.15" ShapeID="_x0000_i1025" DrawAspect="Content" ObjectID="_1842354698" r:id="rId14"/>
         </w:object>
       </w:r>
     </w:p>
@@ -23904,6 +23904,7 @@
       </w:pPr>
       <w:bookmarkStart w:id="19" w:name="_Toc195105868"/>
       <w:r>
+        <w:lastRenderedPageBreak/>
         <w:t>IV</w:t>
       </w:r>
       <w:r>
@@ -23974,7 +23975,6 @@
           <w:noProof/>
           <w:color w:val="0000FF"/>
         </w:rPr>
-        <w:lastRenderedPageBreak/>
         <w:drawing>
           <wp:inline distT="0" distB="0" distL="0" distR="0" wp14:anchorId="002FC924" wp14:editId="44442220">
             <wp:extent cx="4381725" cy="3664138"/>
@@ -25118,69 +25118,75 @@
       <w:pPr>
         <w:pStyle w:val="Heading2"/>
         <w:rPr>
+          <w:rFonts w:ascii="TimesNewRomanPSMT" w:hAnsi="TimesNewRomanPSMT"/>
+          <w:b w:val="0"/>
+          <w:color w:val="000000"/>
+          <w:sz w:val="24"/>
+          <w:szCs w:val="24"/>
+        </w:rPr>
+      </w:pPr>
+      <w:bookmarkStart w:id="23" w:name="_Toc195105872"/>
+      <w:r>
+        <w:rPr>
           <w:rStyle w:val="fontstyle11"/>
           <w:b w:val="0"/>
         </w:rPr>
-      </w:pPr>
-      <w:bookmarkStart w:id="23" w:name="_Toc195105872"/>
+        <w:t>IV.</w:t>
+      </w:r>
       <w:r>
         <w:rPr>
           <w:rStyle w:val="fontstyle11"/>
           <w:b w:val="0"/>
         </w:rPr>
-        <w:t>IV.</w:t>
+        <w:t xml:space="preserve">4 </w:t>
       </w:r>
       <w:r>
         <w:rPr>
           <w:rStyle w:val="fontstyle11"/>
           <w:b w:val="0"/>
         </w:rPr>
-        <w:t xml:space="preserve">4 </w:t>
-      </w:r>
+        <w:t>Class diagram</w:t>
+      </w:r>
+      <w:bookmarkEnd w:id="23"/>
       <w:r>
         <w:rPr>
           <w:rStyle w:val="fontstyle11"/>
           <w:b w:val="0"/>
         </w:rPr>
-        <w:t>Class diagram</w:t>
-      </w:r>
-      <w:bookmarkEnd w:id="23"/>
-      <w:r>
-        <w:rPr>
-          <w:rStyle w:val="fontstyle11"/>
-          <w:b w:val="0"/>
-        </w:rPr>
         <w:t xml:space="preserve"> </w:t>
       </w:r>
     </w:p>
     <w:p>
       <w:pPr>
-        <w:pStyle w:val="Tam"/>
+        <w:rPr>
+          <w:i/>
+          <w:color w:val="0000FF"/>
+        </w:rPr>
+      </w:pPr>
+    </w:p>
+    <w:p/>
+    <w:p>
+      <w:pPr>
+        <w:pStyle w:val="ListParagraph"/>
         <w:numPr>
           <w:ilvl w:val="0"/>
-          <w:numId w:val="0"/>
+          <w:numId w:val="17"/>
         </w:numPr>
-        <w:ind w:left="1080"/>
-        <w:rPr>
-          <w:rFonts w:hint="eastAsia"/>
-        </w:rPr>
-      </w:pPr>
+      </w:pPr>
+      <w:r>
+        <w:t>Overall</w:t>
+      </w:r>
     </w:p>
     <w:p>
-      <w:pPr>
-        <w:rPr>
-          <w:i/>
-          <w:color w:val="0000FF"/>
-        </w:rPr>
-      </w:pPr>
-    </w:p>
-    <w:p>
-      <w:r>
+      <w:r>
+        <w:rPr>
+          <w:noProof/>
+        </w:rPr>
         <w:drawing>
-          <wp:inline distT="0" distB="0" distL="0" distR="0" wp14:anchorId="1C59C0E0" wp14:editId="7C3196F4">
-            <wp:extent cx="5746750" cy="4447540"/>
-            <wp:effectExtent l="0" t="0" r="6350" b="0"/>
-            <wp:docPr id="16" name="Picture 16"/>
+          <wp:inline distT="0" distB="0" distL="0" distR="0" wp14:anchorId="0B7FB31D" wp14:editId="2386BED4">
+            <wp:extent cx="5746750" cy="2774315"/>
+            <wp:effectExtent l="0" t="0" r="6350" b="6985"/>
+            <wp:docPr id="21" name="Picture 21"/>
             <wp:cNvGraphicFramePr>
               <a:graphicFrameLocks xmlns:a="http://schemas.openxmlformats.org/drawingml/2006/main" noChangeAspect="1"/>
             </wp:cNvGraphicFramePr>
@@ -25200,7 +25206,7 @@
                   <pic:spPr>
                     <a:xfrm>
                       <a:off x="0" y="0"/>
-                      <a:ext cx="5746750" cy="4447540"/>
+                      <a:ext cx="5746750" cy="2774315"/>
                     </a:xfrm>
                     <a:prstGeom prst="rect">
                       <a:avLst/>
@@ -25215,15 +25221,29 @@
     </w:p>
     <w:p/>
     <w:p/>
+    <w:p>
+      <w:pPr>
+        <w:pStyle w:val="ListParagraph"/>
+        <w:numPr>
+          <w:ilvl w:val="0"/>
+          <w:numId w:val="17"/>
+        </w:numPr>
+      </w:pPr>
+      <w:r>
+        <w:t>Auth and User</w:t>
+      </w:r>
+    </w:p>
     <w:p/>
     <w:p>
       <w:r>
-        <w:lastRenderedPageBreak/>
+        <w:rPr>
+          <w:noProof/>
+        </w:rPr>
         <w:drawing>
-          <wp:inline distT="0" distB="0" distL="0" distR="0" wp14:anchorId="0115C288" wp14:editId="2484954F">
-            <wp:extent cx="5746750" cy="3835400"/>
+          <wp:inline distT="0" distB="0" distL="0" distR="0" wp14:anchorId="17116103" wp14:editId="684850FD">
+            <wp:extent cx="5746750" cy="3752850"/>
             <wp:effectExtent l="0" t="0" r="6350" b="0"/>
-            <wp:docPr id="17" name="Picture 17"/>
+            <wp:docPr id="29" name="Graphic 29"/>
             <wp:cNvGraphicFramePr>
               <a:graphicFrameLocks xmlns:a="http://schemas.openxmlformats.org/drawingml/2006/main" noChangeAspect="1"/>
             </wp:cNvGraphicFramePr>
@@ -25231,11 +25251,20 @@
               <a:graphicData uri="http://schemas.openxmlformats.org/drawingml/2006/picture">
                 <pic:pic xmlns:pic="http://schemas.openxmlformats.org/drawingml/2006/picture">
                   <pic:nvPicPr>
-                    <pic:cNvPr id="1" name=""/>
+                    <pic:cNvPr id="29" name="Graphic 29"/>
                     <pic:cNvPicPr/>
                   </pic:nvPicPr>
                   <pic:blipFill>
-                    <a:blip r:embed="rId21"/>
+                    <a:blip r:embed="rId21" cstate="print">
+                      <a:extLst>
+                        <a:ext uri="{28A0092B-C50C-407E-A947-70E740481C1C}">
+                          <a14:useLocalDpi xmlns:a14="http://schemas.microsoft.com/office/drawing/2010/main" val="0"/>
+                        </a:ext>
+                        <a:ext uri="{96DAC541-7B7A-43D3-8B79-37D633B846F1}">
+                          <asvg:svgBlip xmlns:asvg="http://schemas.microsoft.com/office/drawing/2016/SVG/main" r:embed="rId22"/>
+                        </a:ext>
+                      </a:extLst>
+                    </a:blip>
                     <a:stretch>
                       <a:fillRect/>
                     </a:stretch>
@@ -25243,7 +25272,7 @@
                   <pic:spPr>
                     <a:xfrm>
                       <a:off x="0" y="0"/>
-                      <a:ext cx="5746750" cy="3835400"/>
+                      <a:ext cx="5746750" cy="3752850"/>
                     </a:xfrm>
                     <a:prstGeom prst="rect">
                       <a:avLst/>
@@ -25259,15 +25288,29 @@
     <w:p/>
     <w:p/>
     <w:p/>
-    <w:p/>
     <w:p>
+      <w:pPr>
+        <w:pStyle w:val="ListParagraph"/>
+        <w:numPr>
+          <w:ilvl w:val="0"/>
+          <w:numId w:val="17"/>
+        </w:numPr>
+      </w:pPr>
       <w:r>
         <w:lastRenderedPageBreak/>
+        <w:t>Chat and Messaging</w:t>
+      </w:r>
+    </w:p>
+    <w:p>
+      <w:r>
+        <w:rPr>
+          <w:noProof/>
+        </w:rPr>
         <w:drawing>
-          <wp:inline distT="0" distB="0" distL="0" distR="0" wp14:anchorId="58A24E89" wp14:editId="54277C3A">
-            <wp:extent cx="5746750" cy="5357495"/>
+          <wp:inline distT="0" distB="0" distL="0" distR="0" wp14:anchorId="77EC6ED1" wp14:editId="6F49BDD7">
+            <wp:extent cx="5746750" cy="3754755"/>
             <wp:effectExtent l="0" t="0" r="6350" b="0"/>
-            <wp:docPr id="18" name="Picture 18"/>
+            <wp:docPr id="28" name="Graphic 28"/>
             <wp:cNvGraphicFramePr>
               <a:graphicFrameLocks xmlns:a="http://schemas.openxmlformats.org/drawingml/2006/main" noChangeAspect="1"/>
             </wp:cNvGraphicFramePr>
@@ -25275,11 +25318,20 @@
               <a:graphicData uri="http://schemas.openxmlformats.org/drawingml/2006/picture">
                 <pic:pic xmlns:pic="http://schemas.openxmlformats.org/drawingml/2006/picture">
                   <pic:nvPicPr>
-                    <pic:cNvPr id="1" name=""/>
+                    <pic:cNvPr id="28" name="Graphic 28"/>
                     <pic:cNvPicPr/>
                   </pic:nvPicPr>
                   <pic:blipFill>
-                    <a:blip r:embed="rId22"/>
+                    <a:blip r:embed="rId23" cstate="print">
+                      <a:extLst>
+                        <a:ext uri="{28A0092B-C50C-407E-A947-70E740481C1C}">
+                          <a14:useLocalDpi xmlns:a14="http://schemas.microsoft.com/office/drawing/2010/main" val="0"/>
+                        </a:ext>
+                        <a:ext uri="{96DAC541-7B7A-43D3-8B79-37D633B846F1}">
+                          <asvg:svgBlip xmlns:asvg="http://schemas.microsoft.com/office/drawing/2016/SVG/main" r:embed="rId24"/>
+                        </a:ext>
+                      </a:extLst>
+                    </a:blip>
                     <a:stretch>
                       <a:fillRect/>
                     </a:stretch>
@@ -25287,7 +25339,7 @@
                   <pic:spPr>
                     <a:xfrm>
                       <a:off x="0" y="0"/>
-                      <a:ext cx="5746750" cy="5357495"/>
+                      <a:ext cx="5746750" cy="3754755"/>
                     </a:xfrm>
                     <a:prstGeom prst="rect">
                       <a:avLst/>
@@ -25303,15 +25355,28 @@
     <w:p/>
     <w:p/>
     <w:p/>
-    <w:p/>
     <w:p>
-      <w:r>
-        <w:lastRenderedPageBreak/>
+      <w:pPr>
+        <w:pStyle w:val="ListParagraph"/>
+        <w:numPr>
+          <w:ilvl w:val="0"/>
+          <w:numId w:val="17"/>
+        </w:numPr>
+      </w:pPr>
+      <w:r>
+        <w:t>Media and Files</w:t>
+      </w:r>
+    </w:p>
+    <w:p>
+      <w:r>
+        <w:rPr>
+          <w:noProof/>
+        </w:rPr>
         <w:drawing>
-          <wp:inline distT="0" distB="0" distL="0" distR="0" wp14:anchorId="749E8640" wp14:editId="0BDF158D">
-            <wp:extent cx="5746750" cy="5177155"/>
-            <wp:effectExtent l="0" t="0" r="6350" b="4445"/>
-            <wp:docPr id="19" name="Picture 19"/>
+          <wp:inline distT="0" distB="0" distL="0" distR="0" wp14:anchorId="09767D7F" wp14:editId="6995E6CB">
+            <wp:extent cx="5746750" cy="2058035"/>
+            <wp:effectExtent l="0" t="0" r="6350" b="0"/>
+            <wp:docPr id="27" name="Graphic 27"/>
             <wp:cNvGraphicFramePr>
               <a:graphicFrameLocks xmlns:a="http://schemas.openxmlformats.org/drawingml/2006/main" noChangeAspect="1"/>
             </wp:cNvGraphicFramePr>
@@ -25319,11 +25384,20 @@
               <a:graphicData uri="http://schemas.openxmlformats.org/drawingml/2006/picture">
                 <pic:pic xmlns:pic="http://schemas.openxmlformats.org/drawingml/2006/picture">
                   <pic:nvPicPr>
-                    <pic:cNvPr id="1" name=""/>
+                    <pic:cNvPr id="27" name="Graphic 27"/>
                     <pic:cNvPicPr/>
                   </pic:nvPicPr>
                   <pic:blipFill>
-                    <a:blip r:embed="rId23"/>
+                    <a:blip r:embed="rId25" cstate="print">
+                      <a:extLst>
+                        <a:ext uri="{28A0092B-C50C-407E-A947-70E740481C1C}">
+                          <a14:useLocalDpi xmlns:a14="http://schemas.microsoft.com/office/drawing/2010/main" val="0"/>
+                        </a:ext>
+                        <a:ext uri="{96DAC541-7B7A-43D3-8B79-37D633B846F1}">
+                          <asvg:svgBlip xmlns:asvg="http://schemas.microsoft.com/office/drawing/2016/SVG/main" r:embed="rId26"/>
+                        </a:ext>
+                      </a:extLst>
+                    </a:blip>
                     <a:stretch>
                       <a:fillRect/>
                     </a:stretch>
@@ -25331,7 +25405,7 @@
                   <pic:spPr>
                     <a:xfrm>
                       <a:off x="0" y="0"/>
-                      <a:ext cx="5746750" cy="5177155"/>
+                      <a:ext cx="5746750" cy="2058035"/>
                     </a:xfrm>
                     <a:prstGeom prst="rect">
                       <a:avLst/>
@@ -25349,14 +25423,41 @@
     <w:p/>
     <w:p/>
     <w:p/>
+    <w:p/>
+    <w:p/>
+    <w:p/>
+    <w:p/>
+    <w:p/>
+    <w:p/>
+    <w:p/>
+    <w:p/>
+    <w:p/>
+    <w:p/>
+    <w:p/>
+    <w:p/>
+    <w:p/>
     <w:p>
-      <w:r>
-        <w:lastRenderedPageBreak/>
+      <w:pPr>
+        <w:pStyle w:val="ListParagraph"/>
+        <w:numPr>
+          <w:ilvl w:val="0"/>
+          <w:numId w:val="17"/>
+        </w:numPr>
+      </w:pPr>
+      <w:r>
+        <w:t>Voice and Video Call</w:t>
+      </w:r>
+    </w:p>
+    <w:p>
+      <w:r>
+        <w:rPr>
+          <w:noProof/>
+        </w:rPr>
         <w:drawing>
-          <wp:inline distT="0" distB="0" distL="0" distR="0" wp14:anchorId="7C6551E1" wp14:editId="78AE185F">
-            <wp:extent cx="5746750" cy="3966210"/>
+          <wp:inline distT="0" distB="0" distL="0" distR="0" wp14:anchorId="23C72B7C" wp14:editId="0216C728">
+            <wp:extent cx="5746750" cy="2992755"/>
             <wp:effectExtent l="0" t="0" r="6350" b="0"/>
-            <wp:docPr id="20" name="Picture 20"/>
+            <wp:docPr id="26" name="Graphic 26"/>
             <wp:cNvGraphicFramePr>
               <a:graphicFrameLocks xmlns:a="http://schemas.openxmlformats.org/drawingml/2006/main" noChangeAspect="1"/>
             </wp:cNvGraphicFramePr>
@@ -25364,11 +25465,20 @@
               <a:graphicData uri="http://schemas.openxmlformats.org/drawingml/2006/picture">
                 <pic:pic xmlns:pic="http://schemas.openxmlformats.org/drawingml/2006/picture">
                   <pic:nvPicPr>
-                    <pic:cNvPr id="1" name=""/>
+                    <pic:cNvPr id="26" name="Graphic 26"/>
                     <pic:cNvPicPr/>
                   </pic:nvPicPr>
                   <pic:blipFill>
-                    <a:blip r:embed="rId24"/>
+                    <a:blip r:embed="rId27" cstate="print">
+                      <a:extLst>
+                        <a:ext uri="{28A0092B-C50C-407E-A947-70E740481C1C}">
+                          <a14:useLocalDpi xmlns:a14="http://schemas.microsoft.com/office/drawing/2010/main" val="0"/>
+                        </a:ext>
+                        <a:ext uri="{96DAC541-7B7A-43D3-8B79-37D633B846F1}">
+                          <asvg:svgBlip xmlns:asvg="http://schemas.microsoft.com/office/drawing/2016/SVG/main" r:embed="rId28"/>
+                        </a:ext>
+                      </a:extLst>
+                    </a:blip>
                     <a:stretch>
                       <a:fillRect/>
                     </a:stretch>
@@ -25376,7 +25486,7 @@
                   <pic:spPr>
                     <a:xfrm>
                       <a:off x="0" y="0"/>
-                      <a:ext cx="5746750" cy="3966210"/>
+                      <a:ext cx="5746750" cy="2992755"/>
                     </a:xfrm>
                     <a:prstGeom prst="rect">
                       <a:avLst/>
@@ -25478,7 +25588,7 @@
                     <pic:cNvPicPr/>
                   </pic:nvPicPr>
                   <pic:blipFill>
-                    <a:blip r:embed="rId25"/>
+                    <a:blip r:embed="rId29"/>
                     <a:stretch>
                       <a:fillRect/>
                     </a:stretch>
@@ -25589,7 +25699,7 @@
                     <pic:cNvPicPr/>
                   </pic:nvPicPr>
                   <pic:blipFill>
-                    <a:blip r:embed="rId26"/>
+                    <a:blip r:embed="rId30"/>
                     <a:stretch>
                       <a:fillRect/>
                     </a:stretch>
@@ -27030,6 +27140,95 @@
     </w:lvl>
   </w:abstractNum>
   <w:abstractNum w:abstractNumId="3" w15:restartNumberingAfterBreak="0">
+    <w:nsid w:val="10C62C1B"/>
+    <w:multiLevelType w:val="hybridMultilevel"/>
+    <w:tmpl w:val="DF72B9CC"/>
+    <w:lvl w:ilvl="0" w:tplc="0409000F">
+      <w:start w:val="1"/>
+      <w:numFmt w:val="decimal"/>
+      <w:lvlText w:val="%1."/>
+      <w:lvlJc w:val="left"/>
+      <w:pPr>
+        <w:ind w:left="720" w:hanging="360"/>
+      </w:pPr>
+      <w:rPr>
+        <w:rFonts w:hint="default"/>
+      </w:rPr>
+    </w:lvl>
+    <w:lvl w:ilvl="1" w:tplc="04090019" w:tentative="1">
+      <w:start w:val="1"/>
+      <w:numFmt w:val="lowerLetter"/>
+      <w:lvlText w:val="%2."/>
+      <w:lvlJc w:val="left"/>
+      <w:pPr>
+        <w:ind w:left="1440" w:hanging="360"/>
+      </w:pPr>
+    </w:lvl>
+    <w:lvl w:ilvl="2" w:tplc="0409001B" w:tentative="1">
+      <w:start w:val="1"/>
+      <w:numFmt w:val="lowerRoman"/>
+      <w:lvlText w:val="%3."/>
+      <w:lvlJc w:val="right"/>
+      <w:pPr>
+        <w:ind w:left="2160" w:hanging="180"/>
+      </w:pPr>
+    </w:lvl>
+    <w:lvl w:ilvl="3" w:tplc="0409000F" w:tentative="1">
+      <w:start w:val="1"/>
+      <w:numFmt w:val="decimal"/>
+      <w:lvlText w:val="%4."/>
+      <w:lvlJc w:val="left"/>
+      <w:pPr>
+        <w:ind w:left="2880" w:hanging="360"/>
+      </w:pPr>
+    </w:lvl>
+    <w:lvl w:ilvl="4" w:tplc="04090019" w:tentative="1">
+      <w:start w:val="1"/>
+      <w:numFmt w:val="lowerLetter"/>
+      <w:lvlText w:val="%5."/>
+      <w:lvlJc w:val="left"/>
+      <w:pPr>
+        <w:ind w:left="3600" w:hanging="360"/>
+      </w:pPr>
+    </w:lvl>
+    <w:lvl w:ilvl="5" w:tplc="0409001B" w:tentative="1">
+      <w:start w:val="1"/>
+      <w:numFmt w:val="lowerRoman"/>
+      <w:lvlText w:val="%6."/>
+      <w:lvlJc w:val="right"/>
+      <w:pPr>
+        <w:ind w:left="4320" w:hanging="180"/>
+      </w:pPr>
+    </w:lvl>
+    <w:lvl w:ilvl="6" w:tplc="0409000F" w:tentative="1">
+      <w:start w:val="1"/>
+      <w:numFmt w:val="decimal"/>
+      <w:lvlText w:val="%7."/>
+      <w:lvlJc w:val="left"/>
+      <w:pPr>
+        <w:ind w:left="5040" w:hanging="360"/>
+      </w:pPr>
+    </w:lvl>
+    <w:lvl w:ilvl="7" w:tplc="04090019" w:tentative="1">
+      <w:start w:val="1"/>
+      <w:numFmt w:val="lowerLetter"/>
+      <w:lvlText w:val="%8."/>
+      <w:lvlJc w:val="left"/>
+      <w:pPr>
+        <w:ind w:left="5760" w:hanging="360"/>
+      </w:pPr>
+    </w:lvl>
+    <w:lvl w:ilvl="8" w:tplc="0409001B" w:tentative="1">
+      <w:start w:val="1"/>
+      <w:numFmt w:val="lowerRoman"/>
+      <w:lvlText w:val="%9."/>
+      <w:lvlJc w:val="right"/>
+      <w:pPr>
+        <w:ind w:left="6480" w:hanging="180"/>
+      </w:pPr>
+    </w:lvl>
+  </w:abstractNum>
+  <w:abstractNum w:abstractNumId="4" w15:restartNumberingAfterBreak="0">
     <w:nsid w:val="21317F44"/>
     <w:multiLevelType w:val="multilevel"/>
     <w:tmpl w:val="2A0EA378"/>
@@ -27142,7 +27341,7 @@
       </w:pPr>
     </w:lvl>
   </w:abstractNum>
-  <w:abstractNum w:abstractNumId="4" w15:restartNumberingAfterBreak="0">
+  <w:abstractNum w:abstractNumId="5" w15:restartNumberingAfterBreak="0">
     <w:nsid w:val="219040D1"/>
     <w:multiLevelType w:val="hybridMultilevel"/>
     <w:tmpl w:val="9AB6BB6E"/>
@@ -27232,7 +27431,7 @@
       </w:pPr>
     </w:lvl>
   </w:abstractNum>
-  <w:abstractNum w:abstractNumId="5" w15:restartNumberingAfterBreak="0">
+  <w:abstractNum w:abstractNumId="6" w15:restartNumberingAfterBreak="0">
     <w:nsid w:val="22FA0480"/>
     <w:multiLevelType w:val="hybridMultilevel"/>
     <w:tmpl w:val="9AB6BB6E"/>
@@ -27322,7 +27521,7 @@
       </w:pPr>
     </w:lvl>
   </w:abstractNum>
-  <w:abstractNum w:abstractNumId="6" w15:restartNumberingAfterBreak="0">
+  <w:abstractNum w:abstractNumId="7" w15:restartNumberingAfterBreak="0">
     <w:nsid w:val="2E104BD2"/>
     <w:multiLevelType w:val="hybridMultilevel"/>
     <w:tmpl w:val="A7E48AB6"/>
@@ -27436,7 +27635,7 @@
       </w:rPr>
     </w:lvl>
   </w:abstractNum>
-  <w:abstractNum w:abstractNumId="7" w15:restartNumberingAfterBreak="0">
+  <w:abstractNum w:abstractNumId="8" w15:restartNumberingAfterBreak="0">
     <w:nsid w:val="326D47C1"/>
     <w:multiLevelType w:val="hybridMultilevel"/>
     <w:tmpl w:val="B0F40BAA"/>
@@ -27526,7 +27725,7 @@
       </w:pPr>
     </w:lvl>
   </w:abstractNum>
-  <w:abstractNum w:abstractNumId="8" w15:restartNumberingAfterBreak="0">
+  <w:abstractNum w:abstractNumId="9" w15:restartNumberingAfterBreak="0">
     <w:nsid w:val="36BF6D3C"/>
     <w:multiLevelType w:val="multilevel"/>
     <w:tmpl w:val="E722B640"/>
@@ -27643,7 +27842,7 @@
       </w:pPr>
     </w:lvl>
   </w:abstractNum>
-  <w:abstractNum w:abstractNumId="9" w15:restartNumberingAfterBreak="0">
+  <w:abstractNum w:abstractNumId="10" w15:restartNumberingAfterBreak="0">
     <w:nsid w:val="426556E8"/>
     <w:multiLevelType w:val="multilevel"/>
     <w:tmpl w:val="7FA09232"/>
@@ -27760,7 +27959,7 @@
       </w:pPr>
     </w:lvl>
   </w:abstractNum>
-  <w:abstractNum w:abstractNumId="10" w15:restartNumberingAfterBreak="0">
+  <w:abstractNum w:abstractNumId="11" w15:restartNumberingAfterBreak="0">
     <w:nsid w:val="4F7D3535"/>
     <w:multiLevelType w:val="multilevel"/>
     <w:tmpl w:val="E654E986"/>
@@ -27909,7 +28108,96 @@
       </w:rPr>
     </w:lvl>
   </w:abstractNum>
-  <w:abstractNum w:abstractNumId="11" w15:restartNumberingAfterBreak="0">
+  <w:abstractNum w:abstractNumId="12" w15:restartNumberingAfterBreak="0">
+    <w:nsid w:val="5BD8283B"/>
+    <w:multiLevelType w:val="hybridMultilevel"/>
+    <w:tmpl w:val="DF72B9CC"/>
+    <w:lvl w:ilvl="0" w:tplc="0409000F">
+      <w:start w:val="1"/>
+      <w:numFmt w:val="decimal"/>
+      <w:lvlText w:val="%1."/>
+      <w:lvlJc w:val="left"/>
+      <w:pPr>
+        <w:ind w:left="720" w:hanging="360"/>
+      </w:pPr>
+      <w:rPr>
+        <w:rFonts w:hint="default"/>
+      </w:rPr>
+    </w:lvl>
+    <w:lvl w:ilvl="1" w:tplc="04090019" w:tentative="1">
+      <w:start w:val="1"/>
+      <w:numFmt w:val="lowerLetter"/>
+      <w:lvlText w:val="%2."/>
+      <w:lvlJc w:val="left"/>
+      <w:pPr>
+        <w:ind w:left="1440" w:hanging="360"/>
+      </w:pPr>
+    </w:lvl>
+    <w:lvl w:ilvl="2" w:tplc="0409001B" w:tentative="1">
+      <w:start w:val="1"/>
+      <w:numFmt w:val="lowerRoman"/>
+      <w:lvlText w:val="%3."/>
+      <w:lvlJc w:val="right"/>
+      <w:pPr>
+        <w:ind w:left="2160" w:hanging="180"/>
+      </w:pPr>
+    </w:lvl>
+    <w:lvl w:ilvl="3" w:tplc="0409000F" w:tentative="1">
+      <w:start w:val="1"/>
+      <w:numFmt w:val="decimal"/>
+      <w:lvlText w:val="%4."/>
+      <w:lvlJc w:val="left"/>
+      <w:pPr>
+        <w:ind w:left="2880" w:hanging="360"/>
+      </w:pPr>
+    </w:lvl>
+    <w:lvl w:ilvl="4" w:tplc="04090019" w:tentative="1">
+      <w:start w:val="1"/>
+      <w:numFmt w:val="lowerLetter"/>
+      <w:lvlText w:val="%5."/>
+      <w:lvlJc w:val="left"/>
+      <w:pPr>
+        <w:ind w:left="3600" w:hanging="360"/>
+      </w:pPr>
+    </w:lvl>
+    <w:lvl w:ilvl="5" w:tplc="0409001B" w:tentative="1">
+      <w:start w:val="1"/>
+      <w:numFmt w:val="lowerRoman"/>
+      <w:lvlText w:val="%6."/>
+      <w:lvlJc w:val="right"/>
+      <w:pPr>
+        <w:ind w:left="4320" w:hanging="180"/>
+      </w:pPr>
+    </w:lvl>
+    <w:lvl w:ilvl="6" w:tplc="0409000F" w:tentative="1">
+      <w:start w:val="1"/>
+      <w:numFmt w:val="decimal"/>
+      <w:lvlText w:val="%7."/>
+      <w:lvlJc w:val="left"/>
+      <w:pPr>
+        <w:ind w:left="5040" w:hanging="360"/>
+      </w:pPr>
+    </w:lvl>
+    <w:lvl w:ilvl="7" w:tplc="04090019" w:tentative="1">
+      <w:start w:val="1"/>
+      <w:numFmt w:val="lowerLetter"/>
+      <w:lvlText w:val="%8."/>
+      <w:lvlJc w:val="left"/>
+      <w:pPr>
+        <w:ind w:left="5760" w:hanging="360"/>
+      </w:pPr>
+    </w:lvl>
+    <w:lvl w:ilvl="8" w:tplc="0409001B" w:tentative="1">
+      <w:start w:val="1"/>
+      <w:numFmt w:val="lowerRoman"/>
+      <w:lvlText w:val="%9."/>
+      <w:lvlJc w:val="right"/>
+      <w:pPr>
+        <w:ind w:left="6480" w:hanging="180"/>
+      </w:pPr>
+    </w:lvl>
+  </w:abstractNum>
+  <w:abstractNum w:abstractNumId="13" w15:restartNumberingAfterBreak="0">
     <w:nsid w:val="606E157E"/>
     <w:multiLevelType w:val="multilevel"/>
     <w:tmpl w:val="797E48BA"/>
@@ -28058,7 +28346,7 @@
       </w:rPr>
     </w:lvl>
   </w:abstractNum>
-  <w:abstractNum w:abstractNumId="12" w15:restartNumberingAfterBreak="0">
+  <w:abstractNum w:abstractNumId="14" w15:restartNumberingAfterBreak="0">
     <w:nsid w:val="6DBB6DAC"/>
     <w:multiLevelType w:val="hybridMultilevel"/>
     <w:tmpl w:val="80D4EC2E"/>
@@ -28171,7 +28459,7 @@
       </w:rPr>
     </w:lvl>
   </w:abstractNum>
-  <w:abstractNum w:abstractNumId="13" w15:restartNumberingAfterBreak="0">
+  <w:abstractNum w:abstractNumId="15" w15:restartNumberingAfterBreak="0">
     <w:nsid w:val="7D1A2136"/>
     <w:multiLevelType w:val="hybridMultilevel"/>
     <w:tmpl w:val="7D3838C2"/>
@@ -28257,7 +28545,7 @@
       </w:pPr>
     </w:lvl>
   </w:abstractNum>
-  <w:abstractNum w:abstractNumId="14" w15:restartNumberingAfterBreak="0">
+  <w:abstractNum w:abstractNumId="16" w15:restartNumberingAfterBreak="0">
     <w:nsid w:val="7D405978"/>
     <w:multiLevelType w:val="hybridMultilevel"/>
     <w:tmpl w:val="4434EA80"/>
@@ -28370,10 +28658,10 @@
     </w:lvl>
   </w:abstractNum>
   <w:num w:numId="1">
-    <w:abstractNumId w:val="14"/>
+    <w:abstractNumId w:val="16"/>
   </w:num>
   <w:num w:numId="2">
-    <w:abstractNumId w:val="13"/>
+    <w:abstractNumId w:val="15"/>
   </w:num>
   <w:num w:numId="3">
     <w:abstractNumId w:val="0"/>
@@ -28388,37 +28676,43 @@
     </w:lvlOverride>
   </w:num>
   <w:num w:numId="6">
-    <w:abstractNumId w:val="12"/>
+    <w:abstractNumId w:val="14"/>
   </w:num>
   <w:num w:numId="7">
-    <w:abstractNumId w:val="11"/>
+    <w:abstractNumId w:val="13"/>
   </w:num>
   <w:num w:numId="8">
-    <w:abstractNumId w:val="3"/>
+    <w:abstractNumId w:val="4"/>
   </w:num>
   <w:num w:numId="9">
-    <w:abstractNumId w:val="6"/>
+    <w:abstractNumId w:val="7"/>
   </w:num>
   <w:num w:numId="10">
-    <w:abstractNumId w:val="10"/>
+    <w:abstractNumId w:val="11"/>
   </w:num>
   <w:num w:numId="11">
     <w:abstractNumId w:val="2"/>
   </w:num>
   <w:num w:numId="12">
-    <w:abstractNumId w:val="7"/>
+    <w:abstractNumId w:val="8"/>
   </w:num>
   <w:num w:numId="13">
+    <w:abstractNumId w:val="10"/>
+  </w:num>
+  <w:num w:numId="14">
+    <w:abstractNumId w:val="5"/>
+  </w:num>
+  <w:num w:numId="15">
     <w:abstractNumId w:val="9"/>
   </w:num>
-  <w:num w:numId="14">
-    <w:abstractNumId w:val="4"/>
+  <w:num w:numId="16">
+    <w:abstractNumId w:val="6"/>
   </w:num>
-  <w:num w:numId="15">
-    <w:abstractNumId w:val="8"/>
+  <w:num w:numId="17">
+    <w:abstractNumId w:val="12"/>
   </w:num>
-  <w:num w:numId="16">
-    <w:abstractNumId w:val="5"/>
+  <w:num w:numId="18">
+    <w:abstractNumId w:val="3"/>
   </w:num>
 </w:numbering>
 </file>

--- a/CourseProjectReport_SWD392_Group7 .docx
+++ b/CourseProjectReport_SWD392_Group7 .docx
@@ -3,6 +3,9 @@
 <w:document xmlns:wpc="http://schemas.microsoft.com/office/word/2010/wordprocessingCanvas" xmlns:cx="http://schemas.microsoft.com/office/drawing/2014/chartex" xmlns:cx1="http://schemas.microsoft.com/office/drawing/2015/9/8/chartex" xmlns:cx2="http://schemas.microsoft.com/office/drawing/2015/10/21/chartex" xmlns:cx3="http://schemas.microsoft.com/office/drawing/2016/5/9/chartex" xmlns:cx4="http://schemas.microsoft.com/office/drawing/2016/5/10/chartex" xmlns:cx5="http://schemas.microsoft.com/office/drawing/2016/5/11/chartex" xmlns:cx6="http://schemas.microsoft.com/office/drawing/2016/5/12/chartex" xmlns:cx7="http://schemas.microsoft.com/office/drawing/2016/5/13/chartex" xmlns:cx8="http://schemas.microsoft.com/office/drawing/2016/5/14/chartex" xmlns:mc="http://schemas.openxmlformats.org/markup-compatibility/2006" xmlns:aink="http://schemas.microsoft.com/office/drawing/2016/ink" xmlns:am3d="http://schemas.microsoft.com/office/drawing/2017/model3d" xmlns:o="urn:schemas-microsoft-com:office:office" xmlns:r="http://schemas.openxmlformats.org/officeDocument/2006/relationships" xmlns:m="http://schemas.openxmlformats.org/officeDocument/2006/math" xmlns:v="urn:schemas-microsoft-com:vml" xmlns:wp14="http://schemas.microsoft.com/office/word/2010/wordprocessingDrawing" xmlns:wp="http://schemas.openxmlformats.org/drawingml/2006/wordprocessingDrawing" xmlns:w10="urn:schemas-microsoft-com:office:word" xmlns:w="http://schemas.openxmlformats.org/wordprocessingml/2006/main" xmlns:w14="http://schemas.microsoft.com/office/word/2010/wordml" xmlns:w15="http://schemas.microsoft.com/office/word/2012/wordml" xmlns:w16cex="http://schemas.microsoft.com/office/word/2018/wordml/cex" xmlns:w16cid="http://schemas.microsoft.com/office/word/2016/wordml/cid" xmlns:w16="http://schemas.microsoft.com/office/word/2018/wordml" xmlns:w16sdtdh="http://schemas.microsoft.com/office/word/2020/wordml/sdtdatahash" xmlns:w16se="http://schemas.microsoft.com/office/word/2015/wordml/symex" xmlns:wpg="http://schemas.microsoft.com/office/word/2010/wordprocessingGroup" xmlns:wpi="http://schemas.microsoft.com/office/word/2010/wordprocessingInk" xmlns:wne="http://schemas.microsoft.com/office/word/2006/wordml" xmlns:wps="http://schemas.microsoft.com/office/word/2010/wordprocessingShape" mc:Ignorable="w14 w15 w16se w16cid w16 w16cex w16sdtdh wp14">
   <w:body>
     <w:p>
+      <w:r>
+        <w:tab/>
+      </w:r>
       <w:r>
         <w:t xml:space="preserve"> </w:t>
       </w:r>
@@ -3242,7 +3245,15 @@
         <w:t xml:space="preserve"> </w:t>
       </w:r>
       <w:r>
-        <w:t>Real-Time Messaging And Calling System</w:t>
+        <w:t xml:space="preserve">Real-Time Messaging </w:t>
+      </w:r>
+      <w:proofErr w:type="gramStart"/>
+      <w:r>
+        <w:t>And</w:t>
+      </w:r>
+      <w:proofErr w:type="gramEnd"/>
+      <w:r>
+        <w:t xml:space="preserve"> Calling System</w:t>
       </w:r>
       <w:r>
         <w:rPr>
@@ -23449,7 +23460,23 @@
           <w:i/>
           <w:color w:val="0000FF"/>
         </w:rPr>
-        <w:t xml:space="preserve"> the use cases, you can follow the table form as below</w:t>
+        <w:t xml:space="preserve"> the use </w:t>
+      </w:r>
+      <w:proofErr w:type="gramStart"/>
+      <w:r>
+        <w:rPr>
+          <w:i/>
+          <w:color w:val="0000FF"/>
+        </w:rPr>
+        <w:t>cases,</w:t>
+      </w:r>
+      <w:proofErr w:type="gramEnd"/>
+      <w:r>
+        <w:rPr>
+          <w:i/>
+          <w:color w:val="0000FF"/>
+        </w:rPr>
+        <w:t xml:space="preserve"> you can follow the table form as below</w:t>
       </w:r>
       <w:r>
         <w:rPr>
@@ -23637,10 +23664,10 @@
             <v:path o:extrusionok="f" gradientshapeok="t" o:connecttype="rect"/>
             <o:lock v:ext="edit" aspectratio="t"/>
           </v:shapetype>
-          <v:shape id="_x0000_i1025" type="#_x0000_t75" alt="" style="width:451.8pt;height:236.2pt;mso-width-percent:0;mso-height-percent:0;mso-width-percent:0;mso-height-percent:0" o:ole="">
+          <v:shape id="_x0000_i1025" type="#_x0000_t75" alt="" style="width:452pt;height:236pt;mso-width-percent:0;mso-height-percent:0;mso-width-percent:0;mso-height-percent:0" o:ole="">
             <v:imagedata r:id="rId13" o:title=""/>
           </v:shape>
-          <o:OLEObject Type="Embed" ProgID="Visio.Drawing.15" ShapeID="_x0000_i1025" DrawAspect="Content" ObjectID="_1842354698" r:id="rId14"/>
+          <o:OLEObject Type="Embed" ProgID="Visio.Drawing.15" ShapeID="_x0000_i1025" DrawAspect="Content" ObjectID="_1842855243" r:id="rId14"/>
         </w:object>
       </w:r>
     </w:p>
@@ -24251,6 +24278,7 @@
           <w:b w:val="0"/>
         </w:rPr>
       </w:pPr>
+      <w:proofErr w:type="gramStart"/>
       <w:r>
         <w:rPr>
           <w:rStyle w:val="fontstyle11"/>
@@ -24284,7 +24312,15 @@
           <w:rStyle w:val="fontstyle11"/>
           <w:b w:val="0"/>
         </w:rPr>
-        <w:t xml:space="preserve">. </w:t>
+        <w:t>.</w:t>
+      </w:r>
+      <w:proofErr w:type="gramEnd"/>
+      <w:r>
+        <w:rPr>
+          <w:rStyle w:val="fontstyle11"/>
+          <w:b w:val="0"/>
+        </w:rPr>
+        <w:t xml:space="preserve"> </w:t>
       </w:r>
       <w:r>
         <w:rPr>
@@ -25118,7 +25154,7 @@
       <w:pPr>
         <w:pStyle w:val="Heading2"/>
         <w:rPr>
-          <w:rFonts w:ascii="TimesNewRomanPSMT" w:hAnsi="TimesNewRomanPSMT"/>
+          <w:rFonts w:ascii="TimesNewRomanPSMT" w:hAnsi="TimesNewRomanPSMT" w:hint="eastAsia"/>
           <w:b w:val="0"/>
           <w:color w:val="000000"/>
           <w:sz w:val="24"/>
@@ -25523,22 +25559,42 @@
           <w:rStyle w:val="fontstyle11"/>
           <w:b/>
         </w:rPr>
-        <w:t>II.1.1.</w:t>
-      </w:r>
+        <w:t>II.1.</w:t>
+      </w:r>
+      <w:proofErr w:type="gramStart"/>
       <w:r>
         <w:rPr>
           <w:rStyle w:val="fontstyle11"/>
           <w:b/>
         </w:rPr>
-        <w:t>Sequence Diagram</w:t>
+        <w:t>1.</w:t>
+      </w:r>
+      <w:r>
+        <w:rPr>
+          <w:rStyle w:val="fontstyle11"/>
+          <w:b/>
+        </w:rPr>
+        <w:t>Sequence</w:t>
+      </w:r>
+      <w:proofErr w:type="gramEnd"/>
+      <w:r>
+        <w:rPr>
+          <w:rStyle w:val="fontstyle11"/>
+          <w:b/>
+        </w:rPr>
+        <w:t xml:space="preserve"> Diagram</w:t>
       </w:r>
     </w:p>
     <w:p>
       <w:pPr>
         <w:jc w:val="both"/>
         <w:rPr>
-          <w:i/>
-          <w:color w:val="0000FF"/>
+          <w:b/>
+          <w:bCs/>
+          <w:iCs/>
+          <w:color w:val="000000" w:themeColor="text1"/>
+          <w:sz w:val="20"/>
+          <w:szCs w:val="20"/>
         </w:rPr>
       </w:pPr>
     </w:p>
@@ -25546,16 +25602,24 @@
       <w:pPr>
         <w:jc w:val="both"/>
         <w:rPr>
-          <w:i/>
-          <w:color w:val="0000FF"/>
-        </w:rPr>
-      </w:pPr>
-      <w:r>
-        <w:rPr>
-          <w:i/>
-          <w:color w:val="0000FF"/>
-        </w:rPr>
-        <w:t>[Provide the sequence diagram(s) for the feature, see the sample below]</w:t>
+          <w:b/>
+          <w:bCs/>
+          <w:iCs/>
+          <w:color w:val="000000" w:themeColor="text1"/>
+          <w:sz w:val="20"/>
+          <w:szCs w:val="20"/>
+        </w:rPr>
+      </w:pPr>
+      <w:r>
+        <w:rPr>
+          <w:b/>
+          <w:bCs/>
+          <w:iCs/>
+          <w:color w:val="000000" w:themeColor="text1"/>
+          <w:sz w:val="20"/>
+          <w:szCs w:val="20"/>
+        </w:rPr>
+        <w:t>SEQUENCE 1: QR CODE LOGIN</w:t>
       </w:r>
     </w:p>
     <w:p>
@@ -25572,11 +25636,12 @@
           <w:noProof/>
           <w:color w:val="0000FF"/>
         </w:rPr>
+        <w:lastRenderedPageBreak/>
         <w:drawing>
-          <wp:inline distT="0" distB="0" distL="0" distR="0" wp14:anchorId="1A86FA1E" wp14:editId="47361528">
-            <wp:extent cx="4457929" cy="2635385"/>
-            <wp:effectExtent l="0" t="0" r="0" b="0"/>
-            <wp:docPr id="8" name="Picture 8"/>
+          <wp:inline distT="0" distB="0" distL="0" distR="0" wp14:anchorId="106F5086" wp14:editId="29490D90">
+            <wp:extent cx="5407660" cy="8863330"/>
+            <wp:effectExtent l="0" t="0" r="2540" b="0"/>
+            <wp:docPr id="16" name="Graphic 16"/>
             <wp:cNvGraphicFramePr>
               <a:graphicFrameLocks xmlns:a="http://schemas.openxmlformats.org/drawingml/2006/main" noChangeAspect="1"/>
             </wp:cNvGraphicFramePr>
@@ -25584,11 +25649,20 @@
               <a:graphicData uri="http://schemas.openxmlformats.org/drawingml/2006/picture">
                 <pic:pic xmlns:pic="http://schemas.openxmlformats.org/drawingml/2006/picture">
                   <pic:nvPicPr>
-                    <pic:cNvPr id="1" name=""/>
+                    <pic:cNvPr id="16" name="Graphic 16"/>
                     <pic:cNvPicPr/>
                   </pic:nvPicPr>
                   <pic:blipFill>
-                    <a:blip r:embed="rId29"/>
+                    <a:blip r:embed="rId29" cstate="print">
+                      <a:extLst>
+                        <a:ext uri="{28A0092B-C50C-407E-A947-70E740481C1C}">
+                          <a14:useLocalDpi xmlns:a14="http://schemas.microsoft.com/office/drawing/2010/main" val="0"/>
+                        </a:ext>
+                        <a:ext uri="{96DAC541-7B7A-43D3-8B79-37D633B846F1}">
+                          <asvg:svgBlip xmlns:asvg="http://schemas.microsoft.com/office/drawing/2016/SVG/main" r:embed="rId30"/>
+                        </a:ext>
+                      </a:extLst>
+                    </a:blip>
                     <a:stretch>
                       <a:fillRect/>
                     </a:stretch>
@@ -25596,7 +25670,7 @@
                   <pic:spPr>
                     <a:xfrm>
                       <a:off x="0" y="0"/>
-                      <a:ext cx="4457929" cy="2635385"/>
+                      <a:ext cx="5407660" cy="8863330"/>
                     </a:xfrm>
                     <a:prstGeom prst="rect">
                       <a:avLst/>
@@ -25622,6 +25696,698 @@
       <w:pPr>
         <w:jc w:val="both"/>
         <w:rPr>
+          <w:i/>
+          <w:color w:val="0000FF"/>
+        </w:rPr>
+      </w:pPr>
+    </w:p>
+    <w:p>
+      <w:pPr>
+        <w:jc w:val="both"/>
+        <w:rPr>
+          <w:i/>
+          <w:color w:val="0000FF"/>
+        </w:rPr>
+      </w:pPr>
+    </w:p>
+    <w:p>
+      <w:pPr>
+        <w:jc w:val="both"/>
+        <w:rPr>
+          <w:b/>
+          <w:bCs/>
+          <w:iCs/>
+          <w:color w:val="000000" w:themeColor="text1"/>
+          <w:sz w:val="22"/>
+          <w:szCs w:val="22"/>
+        </w:rPr>
+      </w:pPr>
+      <w:r>
+        <w:rPr>
+          <w:b/>
+          <w:bCs/>
+          <w:iCs/>
+          <w:color w:val="000000" w:themeColor="text1"/>
+          <w:sz w:val="22"/>
+          <w:szCs w:val="22"/>
+        </w:rPr>
+        <w:t xml:space="preserve">SEQUENCE 2: </w:t>
+      </w:r>
+      <w:r>
+        <w:rPr>
+          <w:b/>
+          <w:bCs/>
+          <w:iCs/>
+          <w:color w:val="000000" w:themeColor="text1"/>
+          <w:sz w:val="22"/>
+          <w:szCs w:val="22"/>
+        </w:rPr>
+        <w:t>SEND GROUP MESSAGE</w:t>
+      </w:r>
+    </w:p>
+    <w:p>
+      <w:pPr>
+        <w:jc w:val="both"/>
+        <w:rPr>
+          <w:i/>
+          <w:color w:val="0000FF"/>
+        </w:rPr>
+      </w:pPr>
+    </w:p>
+    <w:p>
+      <w:pPr>
+        <w:jc w:val="both"/>
+        <w:rPr>
+          <w:i/>
+          <w:color w:val="0000FF"/>
+        </w:rPr>
+      </w:pPr>
+      <w:r>
+        <w:rPr>
+          <w:i/>
+          <w:noProof/>
+          <w:color w:val="0000FF"/>
+        </w:rPr>
+        <w:drawing>
+          <wp:inline distT="0" distB="0" distL="0" distR="0" wp14:anchorId="1D493441" wp14:editId="2632EE1A">
+            <wp:extent cx="5746750" cy="5140325"/>
+            <wp:effectExtent l="0" t="0" r="0" b="3175"/>
+            <wp:docPr id="17" name="Graphic 17"/>
+            <wp:cNvGraphicFramePr>
+              <a:graphicFrameLocks xmlns:a="http://schemas.openxmlformats.org/drawingml/2006/main" noChangeAspect="1"/>
+            </wp:cNvGraphicFramePr>
+            <a:graphic xmlns:a="http://schemas.openxmlformats.org/drawingml/2006/main">
+              <a:graphicData uri="http://schemas.openxmlformats.org/drawingml/2006/picture">
+                <pic:pic xmlns:pic="http://schemas.openxmlformats.org/drawingml/2006/picture">
+                  <pic:nvPicPr>
+                    <pic:cNvPr id="17" name="Graphic 17"/>
+                    <pic:cNvPicPr/>
+                  </pic:nvPicPr>
+                  <pic:blipFill>
+                    <a:blip r:embed="rId31" cstate="print">
+                      <a:extLst>
+                        <a:ext uri="{28A0092B-C50C-407E-A947-70E740481C1C}">
+                          <a14:useLocalDpi xmlns:a14="http://schemas.microsoft.com/office/drawing/2010/main" val="0"/>
+                        </a:ext>
+                        <a:ext uri="{96DAC541-7B7A-43D3-8B79-37D633B846F1}">
+                          <asvg:svgBlip xmlns:asvg="http://schemas.microsoft.com/office/drawing/2016/SVG/main" r:embed="rId32"/>
+                        </a:ext>
+                      </a:extLst>
+                    </a:blip>
+                    <a:stretch>
+                      <a:fillRect/>
+                    </a:stretch>
+                  </pic:blipFill>
+                  <pic:spPr>
+                    <a:xfrm>
+                      <a:off x="0" y="0"/>
+                      <a:ext cx="5746750" cy="5140325"/>
+                    </a:xfrm>
+                    <a:prstGeom prst="rect">
+                      <a:avLst/>
+                    </a:prstGeom>
+                  </pic:spPr>
+                </pic:pic>
+              </a:graphicData>
+            </a:graphic>
+          </wp:inline>
+        </w:drawing>
+      </w:r>
+    </w:p>
+    <w:p>
+      <w:pPr>
+        <w:jc w:val="both"/>
+        <w:rPr>
+          <w:i/>
+          <w:color w:val="0000FF"/>
+        </w:rPr>
+      </w:pPr>
+    </w:p>
+    <w:p>
+      <w:pPr>
+        <w:jc w:val="both"/>
+        <w:rPr>
+          <w:i/>
+          <w:color w:val="0000FF"/>
+        </w:rPr>
+      </w:pPr>
+    </w:p>
+    <w:p>
+      <w:pPr>
+        <w:jc w:val="both"/>
+        <w:rPr>
+          <w:i/>
+          <w:color w:val="0000FF"/>
+        </w:rPr>
+      </w:pPr>
+    </w:p>
+    <w:p>
+      <w:pPr>
+        <w:jc w:val="both"/>
+        <w:rPr>
+          <w:i/>
+          <w:color w:val="0000FF"/>
+        </w:rPr>
+      </w:pPr>
+    </w:p>
+    <w:p>
+      <w:pPr>
+        <w:jc w:val="both"/>
+        <w:rPr>
+          <w:i/>
+          <w:color w:val="0000FF"/>
+        </w:rPr>
+      </w:pPr>
+    </w:p>
+    <w:p>
+      <w:pPr>
+        <w:jc w:val="both"/>
+        <w:rPr>
+          <w:i/>
+          <w:color w:val="0000FF"/>
+        </w:rPr>
+      </w:pPr>
+    </w:p>
+    <w:p>
+      <w:pPr>
+        <w:jc w:val="both"/>
+        <w:rPr>
+          <w:i/>
+          <w:color w:val="0000FF"/>
+        </w:rPr>
+      </w:pPr>
+    </w:p>
+    <w:p>
+      <w:pPr>
+        <w:jc w:val="both"/>
+        <w:rPr>
+          <w:i/>
+          <w:color w:val="0000FF"/>
+        </w:rPr>
+      </w:pPr>
+    </w:p>
+    <w:p>
+      <w:pPr>
+        <w:jc w:val="both"/>
+        <w:rPr>
+          <w:i/>
+          <w:color w:val="0000FF"/>
+        </w:rPr>
+      </w:pPr>
+    </w:p>
+    <w:p>
+      <w:pPr>
+        <w:jc w:val="both"/>
+        <w:rPr>
+          <w:i/>
+          <w:color w:val="0000FF"/>
+        </w:rPr>
+      </w:pPr>
+    </w:p>
+    <w:p>
+      <w:pPr>
+        <w:jc w:val="both"/>
+        <w:rPr>
+          <w:i/>
+          <w:color w:val="0000FF"/>
+        </w:rPr>
+      </w:pPr>
+    </w:p>
+    <w:p>
+      <w:pPr>
+        <w:jc w:val="both"/>
+        <w:rPr>
+          <w:i/>
+          <w:color w:val="0000FF"/>
+        </w:rPr>
+      </w:pPr>
+    </w:p>
+    <w:p>
+      <w:pPr>
+        <w:jc w:val="both"/>
+        <w:rPr>
+          <w:i/>
+          <w:color w:val="0000FF"/>
+        </w:rPr>
+      </w:pPr>
+    </w:p>
+    <w:p>
+      <w:pPr>
+        <w:jc w:val="both"/>
+        <w:rPr>
+          <w:i/>
+          <w:color w:val="0000FF"/>
+        </w:rPr>
+      </w:pPr>
+    </w:p>
+    <w:p>
+      <w:pPr>
+        <w:jc w:val="both"/>
+        <w:rPr>
+          <w:i/>
+          <w:color w:val="0000FF"/>
+        </w:rPr>
+      </w:pPr>
+    </w:p>
+    <w:p>
+      <w:pPr>
+        <w:jc w:val="both"/>
+        <w:rPr>
+          <w:i/>
+          <w:color w:val="0000FF"/>
+        </w:rPr>
+      </w:pPr>
+    </w:p>
+    <w:p>
+      <w:pPr>
+        <w:jc w:val="both"/>
+        <w:rPr>
+          <w:b/>
+          <w:bCs/>
+          <w:iCs/>
+          <w:color w:val="000000" w:themeColor="text1"/>
+          <w:sz w:val="22"/>
+          <w:szCs w:val="22"/>
+        </w:rPr>
+      </w:pPr>
+      <w:r>
+        <w:rPr>
+          <w:b/>
+          <w:bCs/>
+          <w:iCs/>
+          <w:color w:val="000000" w:themeColor="text1"/>
+          <w:sz w:val="22"/>
+          <w:szCs w:val="22"/>
+        </w:rPr>
+        <w:lastRenderedPageBreak/>
+        <w:t>SEQUENCE 3: UPLOAD AND SHARE MEDIA</w:t>
+      </w:r>
+    </w:p>
+    <w:p>
+      <w:pPr>
+        <w:jc w:val="both"/>
+        <w:rPr>
+          <w:i/>
+          <w:color w:val="0000FF"/>
+        </w:rPr>
+      </w:pPr>
+    </w:p>
+    <w:p>
+      <w:pPr>
+        <w:jc w:val="both"/>
+        <w:rPr>
+          <w:i/>
+          <w:color w:val="0000FF"/>
+        </w:rPr>
+      </w:pPr>
+      <w:r>
+        <w:rPr>
+          <w:i/>
+          <w:noProof/>
+          <w:color w:val="0000FF"/>
+        </w:rPr>
+        <w:drawing>
+          <wp:inline distT="0" distB="0" distL="0" distR="0" wp14:anchorId="2B594575" wp14:editId="34267460">
+            <wp:extent cx="5746750" cy="3967480"/>
+            <wp:effectExtent l="0" t="0" r="0" b="0"/>
+            <wp:docPr id="4" name="Graphic 4"/>
+            <wp:cNvGraphicFramePr>
+              <a:graphicFrameLocks xmlns:a="http://schemas.openxmlformats.org/drawingml/2006/main" noChangeAspect="1"/>
+            </wp:cNvGraphicFramePr>
+            <a:graphic xmlns:a="http://schemas.openxmlformats.org/drawingml/2006/main">
+              <a:graphicData uri="http://schemas.openxmlformats.org/drawingml/2006/picture">
+                <pic:pic xmlns:pic="http://schemas.openxmlformats.org/drawingml/2006/picture">
+                  <pic:nvPicPr>
+                    <pic:cNvPr id="4" name="Graphic 4"/>
+                    <pic:cNvPicPr/>
+                  </pic:nvPicPr>
+                  <pic:blipFill>
+                    <a:blip r:embed="rId33" cstate="print">
+                      <a:extLst>
+                        <a:ext uri="{28A0092B-C50C-407E-A947-70E740481C1C}">
+                          <a14:useLocalDpi xmlns:a14="http://schemas.microsoft.com/office/drawing/2010/main" val="0"/>
+                        </a:ext>
+                        <a:ext uri="{96DAC541-7B7A-43D3-8B79-37D633B846F1}">
+                          <asvg:svgBlip xmlns:asvg="http://schemas.microsoft.com/office/drawing/2016/SVG/main" r:embed="rId34"/>
+                        </a:ext>
+                      </a:extLst>
+                    </a:blip>
+                    <a:stretch>
+                      <a:fillRect/>
+                    </a:stretch>
+                  </pic:blipFill>
+                  <pic:spPr>
+                    <a:xfrm>
+                      <a:off x="0" y="0"/>
+                      <a:ext cx="5746750" cy="3967480"/>
+                    </a:xfrm>
+                    <a:prstGeom prst="rect">
+                      <a:avLst/>
+                    </a:prstGeom>
+                  </pic:spPr>
+                </pic:pic>
+              </a:graphicData>
+            </a:graphic>
+          </wp:inline>
+        </w:drawing>
+      </w:r>
+    </w:p>
+    <w:p>
+      <w:pPr>
+        <w:jc w:val="both"/>
+        <w:rPr>
+          <w:i/>
+          <w:color w:val="0000FF"/>
+        </w:rPr>
+      </w:pPr>
+    </w:p>
+    <w:p>
+      <w:pPr>
+        <w:jc w:val="both"/>
+        <w:rPr>
+          <w:i/>
+          <w:color w:val="0000FF"/>
+        </w:rPr>
+      </w:pPr>
+    </w:p>
+    <w:p>
+      <w:pPr>
+        <w:jc w:val="both"/>
+        <w:rPr>
+          <w:i/>
+          <w:color w:val="0000FF"/>
+        </w:rPr>
+      </w:pPr>
+    </w:p>
+    <w:p>
+      <w:pPr>
+        <w:jc w:val="both"/>
+        <w:rPr>
+          <w:i/>
+          <w:color w:val="0000FF"/>
+        </w:rPr>
+      </w:pPr>
+    </w:p>
+    <w:p>
+      <w:pPr>
+        <w:jc w:val="both"/>
+        <w:rPr>
+          <w:i/>
+          <w:color w:val="0000FF"/>
+        </w:rPr>
+      </w:pPr>
+    </w:p>
+    <w:p>
+      <w:pPr>
+        <w:jc w:val="both"/>
+        <w:rPr>
+          <w:i/>
+          <w:color w:val="0000FF"/>
+        </w:rPr>
+      </w:pPr>
+    </w:p>
+    <w:p>
+      <w:pPr>
+        <w:jc w:val="both"/>
+        <w:rPr>
+          <w:i/>
+          <w:color w:val="0000FF"/>
+        </w:rPr>
+      </w:pPr>
+    </w:p>
+    <w:p>
+      <w:pPr>
+        <w:jc w:val="both"/>
+        <w:rPr>
+          <w:i/>
+          <w:color w:val="0000FF"/>
+        </w:rPr>
+      </w:pPr>
+    </w:p>
+    <w:p>
+      <w:pPr>
+        <w:jc w:val="both"/>
+        <w:rPr>
+          <w:i/>
+          <w:color w:val="0000FF"/>
+        </w:rPr>
+      </w:pPr>
+    </w:p>
+    <w:p>
+      <w:pPr>
+        <w:jc w:val="both"/>
+        <w:rPr>
+          <w:i/>
+          <w:color w:val="0000FF"/>
+        </w:rPr>
+      </w:pPr>
+    </w:p>
+    <w:p>
+      <w:pPr>
+        <w:jc w:val="both"/>
+        <w:rPr>
+          <w:i/>
+          <w:color w:val="0000FF"/>
+        </w:rPr>
+      </w:pPr>
+    </w:p>
+    <w:p>
+      <w:pPr>
+        <w:jc w:val="both"/>
+        <w:rPr>
+          <w:i/>
+          <w:color w:val="0000FF"/>
+        </w:rPr>
+      </w:pPr>
+    </w:p>
+    <w:p>
+      <w:pPr>
+        <w:jc w:val="both"/>
+        <w:rPr>
+          <w:i/>
+          <w:color w:val="0000FF"/>
+        </w:rPr>
+      </w:pPr>
+    </w:p>
+    <w:p>
+      <w:pPr>
+        <w:jc w:val="both"/>
+        <w:rPr>
+          <w:i/>
+          <w:color w:val="0000FF"/>
+        </w:rPr>
+      </w:pPr>
+    </w:p>
+    <w:p>
+      <w:pPr>
+        <w:jc w:val="both"/>
+        <w:rPr>
+          <w:i/>
+          <w:color w:val="0000FF"/>
+        </w:rPr>
+      </w:pPr>
+    </w:p>
+    <w:p>
+      <w:pPr>
+        <w:jc w:val="both"/>
+        <w:rPr>
+          <w:i/>
+          <w:color w:val="0000FF"/>
+        </w:rPr>
+      </w:pPr>
+    </w:p>
+    <w:p>
+      <w:pPr>
+        <w:jc w:val="both"/>
+        <w:rPr>
+          <w:i/>
+          <w:color w:val="0000FF"/>
+        </w:rPr>
+      </w:pPr>
+    </w:p>
+    <w:p>
+      <w:pPr>
+        <w:jc w:val="both"/>
+        <w:rPr>
+          <w:i/>
+          <w:color w:val="0000FF"/>
+        </w:rPr>
+      </w:pPr>
+    </w:p>
+    <w:p>
+      <w:pPr>
+        <w:jc w:val="both"/>
+        <w:rPr>
+          <w:i/>
+          <w:color w:val="0000FF"/>
+        </w:rPr>
+      </w:pPr>
+    </w:p>
+    <w:p>
+      <w:pPr>
+        <w:jc w:val="both"/>
+        <w:rPr>
+          <w:i/>
+          <w:color w:val="0000FF"/>
+        </w:rPr>
+      </w:pPr>
+    </w:p>
+    <w:p>
+      <w:pPr>
+        <w:jc w:val="both"/>
+        <w:rPr>
+          <w:i/>
+          <w:color w:val="0000FF"/>
+        </w:rPr>
+      </w:pPr>
+    </w:p>
+    <w:p>
+      <w:pPr>
+        <w:jc w:val="both"/>
+        <w:rPr>
+          <w:i/>
+          <w:color w:val="0000FF"/>
+        </w:rPr>
+      </w:pPr>
+    </w:p>
+    <w:p>
+      <w:pPr>
+        <w:jc w:val="both"/>
+        <w:rPr>
+          <w:i/>
+          <w:color w:val="0000FF"/>
+        </w:rPr>
+      </w:pPr>
+    </w:p>
+    <w:p>
+      <w:pPr>
+        <w:jc w:val="both"/>
+        <w:rPr>
+          <w:i/>
+          <w:color w:val="0000FF"/>
+        </w:rPr>
+      </w:pPr>
+    </w:p>
+    <w:p>
+      <w:pPr>
+        <w:jc w:val="both"/>
+        <w:rPr>
+          <w:i/>
+          <w:color w:val="0000FF"/>
+        </w:rPr>
+      </w:pPr>
+    </w:p>
+    <w:p>
+      <w:pPr>
+        <w:jc w:val="both"/>
+        <w:rPr>
+          <w:b/>
+          <w:bCs/>
+          <w:iCs/>
+          <w:color w:val="000000" w:themeColor="text1"/>
+          <w:sz w:val="22"/>
+          <w:szCs w:val="22"/>
+        </w:rPr>
+      </w:pPr>
+    </w:p>
+    <w:p>
+      <w:pPr>
+        <w:jc w:val="both"/>
+        <w:rPr>
+          <w:b/>
+          <w:bCs/>
+          <w:iCs/>
+          <w:color w:val="000000" w:themeColor="text1"/>
+          <w:sz w:val="22"/>
+          <w:szCs w:val="22"/>
+        </w:rPr>
+      </w:pPr>
+      <w:r>
+        <w:rPr>
+          <w:b/>
+          <w:bCs/>
+          <w:iCs/>
+          <w:color w:val="000000" w:themeColor="text1"/>
+          <w:sz w:val="22"/>
+          <w:szCs w:val="22"/>
+        </w:rPr>
+        <w:lastRenderedPageBreak/>
+        <w:t xml:space="preserve">SEQUENCE 4: WebRTC VIDEO CALL CONNECTION </w:t>
+      </w:r>
+    </w:p>
+    <w:p>
+      <w:pPr>
+        <w:jc w:val="both"/>
+        <w:rPr>
+          <w:i/>
+          <w:color w:val="0000FF"/>
+        </w:rPr>
+      </w:pPr>
+      <w:r>
+        <w:rPr>
+          <w:i/>
+          <w:noProof/>
+          <w:color w:val="0000FF"/>
+        </w:rPr>
+        <w:drawing>
+          <wp:inline distT="0" distB="0" distL="0" distR="0" wp14:anchorId="3F208A63" wp14:editId="28DE2CDC">
+            <wp:extent cx="5057367" cy="8567875"/>
+            <wp:effectExtent l="0" t="0" r="0" b="5080"/>
+            <wp:docPr id="8" name="Graphic 8"/>
+            <wp:cNvGraphicFramePr>
+              <a:graphicFrameLocks xmlns:a="http://schemas.openxmlformats.org/drawingml/2006/main" noChangeAspect="1"/>
+            </wp:cNvGraphicFramePr>
+            <a:graphic xmlns:a="http://schemas.openxmlformats.org/drawingml/2006/main">
+              <a:graphicData uri="http://schemas.openxmlformats.org/drawingml/2006/picture">
+                <pic:pic xmlns:pic="http://schemas.openxmlformats.org/drawingml/2006/picture">
+                  <pic:nvPicPr>
+                    <pic:cNvPr id="8" name="Graphic 8"/>
+                    <pic:cNvPicPr/>
+                  </pic:nvPicPr>
+                  <pic:blipFill>
+                    <a:blip r:embed="rId35" cstate="print">
+                      <a:extLst>
+                        <a:ext uri="{28A0092B-C50C-407E-A947-70E740481C1C}">
+                          <a14:useLocalDpi xmlns:a14="http://schemas.microsoft.com/office/drawing/2010/main" val="0"/>
+                        </a:ext>
+                        <a:ext uri="{96DAC541-7B7A-43D3-8B79-37D633B846F1}">
+                          <asvg:svgBlip xmlns:asvg="http://schemas.microsoft.com/office/drawing/2016/SVG/main" r:embed="rId36"/>
+                        </a:ext>
+                      </a:extLst>
+                    </a:blip>
+                    <a:stretch>
+                      <a:fillRect/>
+                    </a:stretch>
+                  </pic:blipFill>
+                  <pic:spPr>
+                    <a:xfrm>
+                      <a:off x="0" y="0"/>
+                      <a:ext cx="5058637" cy="8570026"/>
+                    </a:xfrm>
+                    <a:prstGeom prst="rect">
+                      <a:avLst/>
+                    </a:prstGeom>
+                  </pic:spPr>
+                </pic:pic>
+              </a:graphicData>
+            </a:graphic>
+          </wp:inline>
+        </w:drawing>
+      </w:r>
+    </w:p>
+    <w:p>
+      <w:pPr>
+        <w:jc w:val="both"/>
+        <w:rPr>
+          <w:i/>
+          <w:color w:val="0000FF"/>
+        </w:rPr>
+      </w:pPr>
+    </w:p>
+    <w:p>
+      <w:pPr>
+        <w:jc w:val="both"/>
+        <w:rPr>
           <w:rStyle w:val="fontstyle11"/>
           <w:b/>
         </w:rPr>
@@ -25682,7 +26448,6 @@
         <w:rPr>
           <w:noProof/>
         </w:rPr>
-        <w:lastRenderedPageBreak/>
         <w:drawing>
           <wp:inline distT="0" distB="0" distL="0" distR="0" wp14:anchorId="00D68B95" wp14:editId="41B583C2">
             <wp:extent cx="4578585" cy="2711589"/>
@@ -25699,7 +26464,7 @@
                     <pic:cNvPicPr/>
                   </pic:nvPicPr>
                   <pic:blipFill>
-                    <a:blip r:embed="rId30"/>
+                    <a:blip r:embed="rId37"/>
                     <a:stretch>
                       <a:fillRect/>
                     </a:stretch>
@@ -26158,7 +26923,21 @@
         <w:rPr>
           <w:rStyle w:val="fontstyle11"/>
         </w:rPr>
-        <w:t>………….. (ex:</w:t>
+        <w:t>………</w:t>
+      </w:r>
+      <w:proofErr w:type="gramStart"/>
+      <w:r>
+        <w:rPr>
+          <w:rStyle w:val="fontstyle11"/>
+        </w:rPr>
+        <w:t>…..</w:t>
+      </w:r>
+      <w:proofErr w:type="gramEnd"/>
+      <w:r>
+        <w:rPr>
+          <w:rStyle w:val="fontstyle11"/>
+        </w:rPr>
+        <w:t xml:space="preserve"> (ex:</w:t>
       </w:r>
       <w:r>
         <w:rPr>
@@ -26170,7 +26949,14 @@
         <w:rPr>
           <w:rStyle w:val="Strong"/>
         </w:rPr>
-        <w:t>Service-Oriented Architecture (SOA))</w:t>
+        <w:t>Service-Oriented Architecture (SOA</w:t>
+      </w:r>
+      <w:proofErr w:type="gramStart"/>
+      <w:r>
+        <w:rPr>
+          <w:rStyle w:val="Strong"/>
+        </w:rPr>
+        <w:t>))</w:t>
       </w:r>
       <w:r>
         <w:rPr>
@@ -26185,6 +26971,7 @@
         <w:t xml:space="preserve"> architecture</w:t>
       </w:r>
       <w:bookmarkEnd w:id="30"/>
+      <w:proofErr w:type="gramEnd"/>
     </w:p>
     <w:p>
       <w:pPr>
@@ -26328,6 +27115,7 @@
           <w:i/>
           <w:color w:val="0000FF"/>
         </w:rPr>
+        <w:lastRenderedPageBreak/>
         <w:t xml:space="preserve">Briefly describe which non-functional requirement(s) are </w:t>
       </w:r>
       <w:r>
@@ -26401,7 +27189,6 @@
           <w:i/>
           <w:color w:val="0000FF"/>
         </w:rPr>
-        <w:lastRenderedPageBreak/>
         <w:t>E.g., refactor FSOData into separate service modules</w:t>
       </w:r>
     </w:p>
